--- a/final project folder/docs/SLIDES_TEXT.docx
+++ b/final project folder/docs/SLIDES_TEXT.docx
@@ -2,7 +2,7 @@
 <file path=word/document.xml><?xml version="1.0" encoding="utf-8"?>
 <w:document xmlns:w="http://schemas.openxmlformats.org/wordprocessingml/2006/main" xmlns:m="http://schemas.openxmlformats.org/officeDocument/2006/math" xmlns:r="http://schemas.openxmlformats.org/officeDocument/2006/relationships" xmlns:o="urn:schemas-microsoft-com:office:office" xmlns:v="urn:schemas-microsoft-com:vml" xmlns:w10="urn:schemas-microsoft-com:office:word" xmlns:a="http://schemas.openxmlformats.org/drawingml/2006/main" xmlns:pic="http://schemas.openxmlformats.org/drawingml/2006/picture" xmlns:wp="http://schemas.openxmlformats.org/drawingml/2006/wordprocessingDrawing">
   <w:body>
-    <w:bookmarkStart w:id="34" w:name="X0848c83912aad6195102a581634b69b5a60123c"/>
+    <w:bookmarkStart w:id="39" w:name="X0848c83912aad6195102a581634b69b5a60123c"/>
     <w:p>
       <w:pPr>
         <w:pStyle w:val="Heading1"/>
@@ -770,7 +770,7 @@
               <w:pStyle w:val="Compact"/>
             </w:pPr>
             <w:r>
-              <w:t xml:space="preserve">Trigger map 0.23 vs 0.07 climatology; ~48% of a flood peak from Hirakud</w:t>
+              <w:t xml:space="preserve">Trigger map 0.20 vs 0.04 climatology; ~48% of a flood peak from Hirakud</w:t>
             </w:r>
           </w:p>
         </w:tc>
@@ -816,7 +816,7 @@
               <w:pStyle w:val="Compact"/>
             </w:pPr>
             <w:r>
-              <w:t xml:space="preserve">36,941 people cut off</w:t>
+              <w:t xml:space="preserve">52,423 people cut off</w:t>
             </w:r>
           </w:p>
         </w:tc>
@@ -862,7 +862,7 @@
               <w:pStyle w:val="Compact"/>
             </w:pPr>
             <w:r>
-              <w:t xml:space="preserve">3,626 people where depth &gt;= 1 m</w:t>
+              <w:t xml:space="preserve">4,080 people where depth &gt;= 1 m</w:t>
             </w:r>
           </w:p>
         </w:tc>
@@ -908,7 +908,7 @@
               <w:pStyle w:val="Compact"/>
             </w:pPr>
             <w:r>
-              <w:t xml:space="preserve">415,549 people in the 200 m advisory zone</w:t>
+              <w:t xml:space="preserve">441,605 people in the 200 m advisory zone</w:t>
             </w:r>
           </w:p>
         </w:tc>
@@ -1000,7 +1000,7 @@
               <w:pStyle w:val="Compact"/>
             </w:pPr>
             <w:r>
-              <w:t xml:space="preserve">Work window Dec–Apr; 17,442 m³ to raise 8 critical links</w:t>
+              <w:t xml:space="preserve">Work window Dec–Apr; 27,603 m³ to raise 10 critical links</w:t>
             </w:r>
           </w:p>
         </w:tc>
@@ -1465,7 +1465,7 @@
         </w:numPr>
       </w:pPr>
       <w:r>
-        <w:t xml:space="preserve">Production model of the atlas = TerraMind-B + U-Net, radar only</w:t>
+        <w:t xml:space="preserve">Production model of the atlas = TerraMind-B + U-Net, radar only, trained on 20 m input</w:t>
       </w:r>
     </w:p>
     <w:p>
@@ -1477,7 +1477,7 @@
         </w:numPr>
       </w:pPr>
       <w:r>
-        <w:t xml:space="preserve">20 m input costs ~0.02 IoU, cuts the download 4×</w:t>
+        <w:t xml:space="preserve">Trained at 20 m it beats the 10 m pair on 20 m input (0.681 vs 0.646); the 20 m overview cuts the download 4×</w:t>
       </w:r>
     </w:p>
     <w:tbl>
@@ -1633,6 +1633,30 @@
             </w:pPr>
             <w:r>
               <w:t xml:space="preserve">0.646</w:t>
+            </w:r>
+          </w:p>
+        </w:tc>
+      </w:tr>
+      <w:tr>
+        <w:tc>
+          <w:tcPr/>
+          <w:p>
+            <w:pPr>
+              <w:pStyle w:val="Compact"/>
+            </w:pPr>
+            <w:r>
+              <w:t xml:space="preserve">Fusion trained at 20 m, threshold 0.45</w:t>
+            </w:r>
+          </w:p>
+        </w:tc>
+        <w:tc>
+          <w:tcPr/>
+          <w:p>
+            <w:pPr>
+              <w:pStyle w:val="Compact"/>
+            </w:pPr>
+            <w:r>
+              <w:t xml:space="preserve">0.681</w:t>
             </w:r>
           </w:p>
         </w:tc>
@@ -2130,7 +2154,7 @@
         </w:numPr>
       </w:pPr>
       <w:r>
-        <w:t xml:space="preserve">Flooded land follows the Naraj flow (Spearman ρ = 0.76, predictor: 5-day peak flow); river bed (178 km²) and normal water excluded; a 3 km swath-edge band removed per pass</w:t>
+        <w:t xml:space="preserve">Flooded land follows the Naraj flow (Spearman ρ = 0.76, predictor: 3-day peak flow); river bed (178 km²) and normal water excluded; a 3 km swath-edge band removed per pass</w:t>
       </w:r>
     </w:p>
     <w:p>
@@ -2150,7 +2174,7 @@
         <w:pStyle w:val="BodyText"/>
       </w:pPr>
       <w:r>
-        <w:t xml:space="preserve">Every Sentinel-1 pass since 2017: 590 passes, mapped in about 5 seconds each. Flood means water outside the river bed and the dry-season water. 905 km² flooded at least once.</w:t>
+        <w:t xml:space="preserve">Every Sentinel-1 pass since 2017: 590 passes, mapped in about 5 seconds each. Flood means water outside the river bed and the dry-season water. 1,137 km² flooded at least once.</w:t>
       </w:r>
     </w:p>
     <w:bookmarkEnd w:id="17"/>
@@ -2208,7 +2232,7 @@
         </w:numPr>
       </w:pPr>
       <w:r>
-        <w:t xml:space="preserve">Years never seen in fitting, high flows (≥ 9,682 m³/s): IoU 0.23 vs 0.07 for climatology</w:t>
+        <w:t xml:space="preserve">Years never seen in fitting, high flows (≥ 9,682 m³/s): IoU 0.20 vs 0.04 for climatology</w:t>
       </w:r>
     </w:p>
     <w:p>
@@ -2220,7 +2244,7 @@
         </w:numPr>
       </w:pPr>
       <w:r>
-        <w:t xml:space="preserve">Per settlement (≥ 10 % of people flooded), high flows: POD 17%, FAR 65% (climatology POD 3%)</w:t>
+        <w:t xml:space="preserve">Per settlement (≥ 10 % of people flooded), high flows: POD 21%, FAR 62% (climatology POD 2%)</w:t>
       </w:r>
     </w:p>
     <w:p>
@@ -2244,7 +2268,7 @@
         </w:numPr>
       </w:pPr>
       <w:r>
-        <w:t xml:space="preserve">Same 5-yr flow: 25 km² flooded in a dry week, 105 km² with 171 mm of rain — read the rain forecast too</w:t>
+        <w:t xml:space="preserve">Same 5-yr flow: 27 km² flooded in a dry week, 93 km² with 171 mm of rain — read the rain forecast too</w:t>
       </w:r>
     </w:p>
     <w:p>
@@ -2256,7 +2280,7 @@
         </w:numPr>
       </w:pPr>
       <w:r>
-        <w:t xml:space="preserve">Where it floods is predictable from the past (AUC 0.93); how much floods on a day only partly</w:t>
+        <w:t xml:space="preserve">Where it floods is predictable from the past (AUC 0.91); how much floods on a day only partly</w:t>
       </w:r>
     </w:p>
     <w:p>
@@ -2288,7 +2312,7 @@
         <w:pStyle w:val="BodyText"/>
       </w:pPr>
       <w:r>
-        <w:t xml:space="preserve">Each pixel gets the Naraj flow at which it starts to flood. Tested on years it never saw: IoU 0.23 against 0.07 for climatology at high flows. Past floods rank flood-prone land very well (AUC 0.91); how much floods on a given day is harder.</w:t>
+        <w:t xml:space="preserve">Each pixel gets the Naraj flow at which it starts to flood. Tested on years it never saw: IoU 0.20 against 0.04 for climatology at high flows. Past floods rank flood-prone land very well (AUC 0.90); how much floods on a given day is harder.</w:t>
       </w:r>
     </w:p>
     <w:bookmarkEnd w:id="18"/>
@@ -2370,7 +2394,7 @@
         </w:numPr>
       </w:pPr>
       <w:r>
-        <w:t xml:space="preserve">5-year flow: 44 km² in a dry week, 172 km² with heavy rain: one model for the river forecast plus a rain gauge</w:t>
+        <w:t xml:space="preserve">5-year flow: 30 km² in a dry week, 142 km² with heavy rain: one model for the river forecast plus a rain gauge</w:t>
       </w:r>
     </w:p>
     <w:tbl>
@@ -2453,29 +2477,29 @@
               <w:pStyle w:val="Compact"/>
             </w:pPr>
             <w:r>
-              <w:t xml:space="preserve">0.24</w:t>
-            </w:r>
-          </w:p>
-        </w:tc>
-        <w:tc>
-          <w:tcPr/>
-          <w:p>
-            <w:pPr>
-              <w:pStyle w:val="Compact"/>
-            </w:pPr>
-            <w:r>
-              <w:t xml:space="preserve">0.23</w:t>
-            </w:r>
-          </w:p>
-        </w:tc>
-        <w:tc>
-          <w:tcPr/>
-          <w:p>
-            <w:pPr>
-              <w:pStyle w:val="Compact"/>
-            </w:pPr>
-            <w:r>
-              <w:t xml:space="preserve">0.14</w:t>
+              <w:t xml:space="preserve">0.20</w:t>
+            </w:r>
+          </w:p>
+        </w:tc>
+        <w:tc>
+          <w:tcPr/>
+          <w:p>
+            <w:pPr>
+              <w:pStyle w:val="Compact"/>
+            </w:pPr>
+            <w:r>
+              <w:t xml:space="preserve">0.17</w:t>
+            </w:r>
+          </w:p>
+        </w:tc>
+        <w:tc>
+          <w:tcPr/>
+          <w:p>
+            <w:pPr>
+              <w:pStyle w:val="Compact"/>
+            </w:pPr>
+            <w:r>
+              <w:t xml:space="preserve">0.08</w:t>
             </w:r>
           </w:p>
         </w:tc>
@@ -2488,7 +2512,7 @@
               <w:pStyle w:val="Compact"/>
             </w:pPr>
             <w:r>
-              <w:t xml:space="preserve">High flow (85)</w:t>
+              <w:t xml:space="preserve">High flow (66)</w:t>
             </w:r>
           </w:p>
         </w:tc>
@@ -2510,18 +2534,18 @@
               <w:pStyle w:val="Compact"/>
             </w:pPr>
             <w:r>
-              <w:t xml:space="preserve">0.23</w:t>
-            </w:r>
-          </w:p>
-        </w:tc>
-        <w:tc>
-          <w:tcPr/>
-          <w:p>
-            <w:pPr>
-              <w:pStyle w:val="Compact"/>
-            </w:pPr>
-            <w:r>
-              <w:t xml:space="preserve">0.07</w:t>
+              <w:t xml:space="preserve">0.20</w:t>
+            </w:r>
+          </w:p>
+        </w:tc>
+        <w:tc>
+          <w:tcPr/>
+          <w:p>
+            <w:pPr>
+              <w:pStyle w:val="Compact"/>
+            </w:pPr>
+            <w:r>
+              <w:t xml:space="preserve">0.04</w:t>
             </w:r>
           </w:p>
         </w:tc>
@@ -2556,18 +2580,18 @@
               <w:pStyle w:val="Compact"/>
             </w:pPr>
             <w:r>
-              <w:t xml:space="preserve">0.17</w:t>
-            </w:r>
-          </w:p>
-        </w:tc>
-        <w:tc>
-          <w:tcPr/>
-          <w:p>
-            <w:pPr>
-              <w:pStyle w:val="Compact"/>
-            </w:pPr>
-            <w:r>
-              <w:t xml:space="preserve">0.05</w:t>
+              <w:t xml:space="preserve">0.15</w:t>
+            </w:r>
+          </w:p>
+        </w:tc>
+        <w:tc>
+          <w:tcPr/>
+          <w:p>
+            <w:pPr>
+              <w:pStyle w:val="Compact"/>
+            </w:pPr>
+            <w:r>
+              <w:t xml:space="preserve">0.03</w:t>
             </w:r>
           </w:p>
         </w:tc>
@@ -2591,29 +2615,29 @@
               <w:pStyle w:val="Compact"/>
             </w:pPr>
             <w:r>
-              <w:t xml:space="preserve">21% / 71%</w:t>
-            </w:r>
-          </w:p>
-        </w:tc>
-        <w:tc>
-          <w:tcPr/>
-          <w:p>
-            <w:pPr>
-              <w:pStyle w:val="Compact"/>
-            </w:pPr>
-            <w:r>
-              <w:t xml:space="preserve">17% / 65%</w:t>
-            </w:r>
-          </w:p>
-        </w:tc>
-        <w:tc>
-          <w:tcPr/>
-          <w:p>
-            <w:pPr>
-              <w:pStyle w:val="Compact"/>
-            </w:pPr>
-            <w:r>
-              <w:t xml:space="preserve">3% / 23%</w:t>
+              <w:t xml:space="preserve">28% / 71%</w:t>
+            </w:r>
+          </w:p>
+        </w:tc>
+        <w:tc>
+          <w:tcPr/>
+          <w:p>
+            <w:pPr>
+              <w:pStyle w:val="Compact"/>
+            </w:pPr>
+            <w:r>
+              <w:t xml:space="preserve">21% / 62%</w:t>
+            </w:r>
+          </w:p>
+        </w:tc>
+        <w:tc>
+          <w:tcPr/>
+          <w:p>
+            <w:pPr>
+              <w:pStyle w:val="Compact"/>
+            </w:pPr>
+            <w:r>
+              <w:t xml:space="preserve">2% / 40%</w:t>
             </w:r>
           </w:p>
         </w:tc>
@@ -2648,18 +2672,18 @@
               <w:pStyle w:val="Compact"/>
             </w:pPr>
             <w:r>
-              <w:t xml:space="preserve">0.79</w:t>
-            </w:r>
-          </w:p>
-        </w:tc>
-        <w:tc>
-          <w:tcPr/>
-          <w:p>
-            <w:pPr>
-              <w:pStyle w:val="Compact"/>
-            </w:pPr>
-            <w:r>
-              <w:t xml:space="preserve">0.93</w:t>
+              <w:t xml:space="preserve">0.72</w:t>
+            </w:r>
+          </w:p>
+        </w:tc>
+        <w:tc>
+          <w:tcPr/>
+          <w:p>
+            <w:pPr>
+              <w:pStyle w:val="Compact"/>
+            </w:pPr>
+            <w:r>
+              <w:t xml:space="preserve">0.91</w:t>
             </w:r>
           </w:p>
         </w:tc>
@@ -2682,17 +2706,389 @@
         <w:pStyle w:val="BodyText"/>
       </w:pPr>
       <w:r>
-        <w:t xml:space="preserve">A gradient-boosted model adds 7-day rain and each pixel’s flood history to the flow. It is better on heavy-rain passes (0.22 against 0.17) and ranks land best (AUC 0.95), and it catches more flooded villages at the cost of more false alarms. Its maps never show less flooding for more rain.</w:t>
+        <w:t xml:space="preserve">A gradient-boosted model adds 7-day rain and each pixel’s flood history to the flow. It is better on heavy-rain passes (0.22 against 0.15) and ranks land best (AUC 0.95), and it catches more flooded villages at the cost of more false alarms. Its maps never show less flooding for more rain.</w:t>
       </w:r>
     </w:p>
     <w:bookmarkEnd w:id="19"/>
-    <w:bookmarkStart w:id="20" w:name="X397b06f8fe248f03bcf05ac6d1c88efa2b89163"/>
+    <w:bookmarkStart w:id="20" w:name="X4a1e2f31e5cf3772b3452e9fc1b5fbcce395bbf"/>
     <w:p>
       <w:pPr>
         <w:pStyle w:val="Heading2"/>
       </w:pPr>
       <w:r>
-        <w:t xml:space="preserve">Slide 12. What floods: people, farmland, roads, hospitals</w:t>
+        <w:t xml:space="preserve">Slide 12. Forecasting the Naraj flow 1–3 days ahead</w:t>
+      </w:r>
+    </w:p>
+    <w:p>
+      <w:pPr>
+        <w:pStyle w:val="FirstParagraph"/>
+      </w:pPr>
+      <w:r>
+        <w:rPr>
+          <w:i/>
+          <w:iCs/>
+        </w:rPr>
+        <w:t xml:space="preserve">Presenter: Nikhil</w:t>
+      </w:r>
+    </w:p>
+    <w:p>
+      <w:pPr>
+        <w:pStyle w:val="BodyText"/>
+      </w:pPr>
+      <w:r>
+        <w:rPr>
+          <w:b/>
+          <w:bCs/>
+        </w:rPr>
+        <w:t xml:space="preserve">On the slide</w:t>
+      </w:r>
+    </w:p>
+    <w:p>
+      <w:pPr>
+        <w:pStyle w:val="Compact"/>
+        <w:numPr>
+          <w:ilvl w:val="0"/>
+          <w:numId w:val="1012"/>
+        </w:numPr>
+      </w:pPr>
+      <w:r>
+        <w:t xml:space="preserve">Gradient boosting on upstream flows and catchment rain · trained 1997–2015, tested on the monsoons of 2016–2026</w:t>
+      </w:r>
+    </w:p>
+    <w:p>
+      <w:pPr>
+        <w:pStyle w:val="Compact"/>
+        <w:numPr>
+          <w:ilvl w:val="0"/>
+          <w:numId w:val="1012"/>
+        </w:numPr>
+      </w:pPr>
+      <w:r>
+        <w:t xml:space="preserve">Nash–Sutcliffe efficiency of the daily flow (1 = perfect) on years the model never saw</w:t>
+      </w:r>
+    </w:p>
+    <w:p>
+      <w:pPr>
+        <w:pStyle w:val="Compact"/>
+        <w:numPr>
+          <w:ilvl w:val="0"/>
+          <w:numId w:val="1012"/>
+        </w:numPr>
+      </w:pPr>
+      <w:r>
+        <w:t xml:space="preserve">Three days ahead 0.89 against 0.79 for persistence</w:t>
+      </w:r>
+    </w:p>
+    <w:p>
+      <w:pPr>
+        <w:pStyle w:val="Compact"/>
+        <w:numPr>
+          <w:ilvl w:val="0"/>
+          <w:numId w:val="1012"/>
+        </w:numPr>
+      </w:pPr>
+      <w:r>
+        <w:t xml:space="preserve">One day ahead the 2-year flood is caught as often as by persistence with 0% instead of 23% false alarms</w:t>
+      </w:r>
+    </w:p>
+    <w:p>
+      <w:pPr>
+        <w:pStyle w:val="Compact"/>
+        <w:numPr>
+          <w:ilvl w:val="0"/>
+          <w:numId w:val="1012"/>
+        </w:numPr>
+      </w:pPr>
+      <w:r>
+        <w:t xml:space="preserve">A rain forecast adds most where it matters: more 2-year floods caught 2–3 days ahead</w:t>
+      </w:r>
+    </w:p>
+    <w:p>
+      <w:pPr>
+        <w:pStyle w:val="Compact"/>
+        <w:numPr>
+          <w:ilvl w:val="0"/>
+          <w:numId w:val="1012"/>
+        </w:numPr>
+      </w:pPr>
+      <w:r>
+        <w:t xml:space="preserve">Runs in the live feed; with Pravaah-type gauges upstream the same code trains on measured flows</w:t>
+      </w:r>
+    </w:p>
+    <w:tbl>
+      <w:tblPr>
+        <w:tblStyle w:val="Table"/>
+        <w:tblW w:type="pct" w:w="5000"/>
+        <w:tblLayout w:type="fixed"/>
+        <w:tblLook w:firstRow="1" w:lastRow="0" w:firstColumn="0" w:lastColumn="0" w:noHBand="0" w:noVBand="0" w:val="0020"/>
+      </w:tblPr>
+      <w:tblGrid>
+        <w:gridCol w:w="1584"/>
+        <w:gridCol w:w="1584"/>
+        <w:gridCol w:w="1584"/>
+        <w:gridCol w:w="1584"/>
+        <w:gridCol w:w="1584"/>
+      </w:tblGrid>
+      <w:tr>
+        <w:trPr>
+          <w:tblHeader w:val="on"/>
+        </w:trPr>
+        <w:tc>
+          <w:tcPr/>
+          <w:p>
+            <w:pPr>
+              <w:pStyle w:val="Compact"/>
+            </w:pPr>
+            <w:r>
+              <w:t xml:space="preserve">Lead</w:t>
+            </w:r>
+          </w:p>
+        </w:tc>
+        <w:tc>
+          <w:tcPr/>
+          <w:p>
+            <w:pPr>
+              <w:pStyle w:val="Compact"/>
+            </w:pPr>
+            <w:r>
+              <w:t xml:space="preserve">Persistence</w:t>
+            </w:r>
+          </w:p>
+        </w:tc>
+        <w:tc>
+          <w:tcPr/>
+          <w:p>
+            <w:pPr>
+              <w:pStyle w:val="Compact"/>
+            </w:pPr>
+            <w:r>
+              <w:t xml:space="preserve">Model</w:t>
+            </w:r>
+          </w:p>
+        </w:tc>
+        <w:tc>
+          <w:tcPr/>
+          <w:p>
+            <w:pPr>
+              <w:pStyle w:val="Compact"/>
+            </w:pPr>
+            <w:r>
+              <w:t xml:space="preserve">Model + rain forecast</w:t>
+            </w:r>
+          </w:p>
+        </w:tc>
+        <w:tc>
+          <w:tcPr/>
+          <w:p>
+            <w:pPr>
+              <w:pStyle w:val="Compact"/>
+            </w:pPr>
+            <w:r>
+              <w:t xml:space="preserve">2-yr flood caught / false</w:t>
+            </w:r>
+          </w:p>
+        </w:tc>
+      </w:tr>
+      <w:tr>
+        <w:tc>
+          <w:tcPr/>
+          <w:p>
+            <w:pPr>
+              <w:pStyle w:val="Compact"/>
+            </w:pPr>
+            <w:r>
+              <w:t xml:space="preserve">1 day</w:t>
+            </w:r>
+          </w:p>
+        </w:tc>
+        <w:tc>
+          <w:tcPr/>
+          <w:p>
+            <w:pPr>
+              <w:pStyle w:val="Compact"/>
+            </w:pPr>
+            <w:r>
+              <w:t xml:space="preserve">0.96</w:t>
+            </w:r>
+          </w:p>
+        </w:tc>
+        <w:tc>
+          <w:tcPr/>
+          <w:p>
+            <w:pPr>
+              <w:pStyle w:val="Compact"/>
+            </w:pPr>
+            <w:r>
+              <w:t xml:space="preserve">0.99</w:t>
+            </w:r>
+          </w:p>
+        </w:tc>
+        <w:tc>
+          <w:tcPr/>
+          <w:p>
+            <w:pPr>
+              <w:pStyle w:val="Compact"/>
+            </w:pPr>
+            <w:r>
+              <w:t xml:space="preserve">0.99</w:t>
+            </w:r>
+          </w:p>
+        </w:tc>
+        <w:tc>
+          <w:tcPr/>
+          <w:p>
+            <w:pPr>
+              <w:pStyle w:val="Compact"/>
+            </w:pPr>
+            <w:r>
+              <w:t xml:space="preserve">77% / 5%</w:t>
+            </w:r>
+          </w:p>
+        </w:tc>
+      </w:tr>
+      <w:tr>
+        <w:tc>
+          <w:tcPr/>
+          <w:p>
+            <w:pPr>
+              <w:pStyle w:val="Compact"/>
+            </w:pPr>
+            <w:r>
+              <w:t xml:space="preserve">2 days</w:t>
+            </w:r>
+          </w:p>
+        </w:tc>
+        <w:tc>
+          <w:tcPr/>
+          <w:p>
+            <w:pPr>
+              <w:pStyle w:val="Compact"/>
+            </w:pPr>
+            <w:r>
+              <w:t xml:space="preserve">0.88</w:t>
+            </w:r>
+          </w:p>
+        </w:tc>
+        <w:tc>
+          <w:tcPr/>
+          <w:p>
+            <w:pPr>
+              <w:pStyle w:val="Compact"/>
+            </w:pPr>
+            <w:r>
+              <w:t xml:space="preserve">0.94</w:t>
+            </w:r>
+          </w:p>
+        </w:tc>
+        <w:tc>
+          <w:tcPr/>
+          <w:p>
+            <w:pPr>
+              <w:pStyle w:val="Compact"/>
+            </w:pPr>
+            <w:r>
+              <w:t xml:space="preserve">0.95</w:t>
+            </w:r>
+          </w:p>
+        </w:tc>
+        <w:tc>
+          <w:tcPr/>
+          <w:p>
+            <w:pPr>
+              <w:pStyle w:val="Compact"/>
+            </w:pPr>
+            <w:r>
+              <w:t xml:space="preserve">73% / 32%</w:t>
+            </w:r>
+          </w:p>
+        </w:tc>
+      </w:tr>
+      <w:tr>
+        <w:tc>
+          <w:tcPr/>
+          <w:p>
+            <w:pPr>
+              <w:pStyle w:val="Compact"/>
+            </w:pPr>
+            <w:r>
+              <w:t xml:space="preserve">3 days</w:t>
+            </w:r>
+          </w:p>
+        </w:tc>
+        <w:tc>
+          <w:tcPr/>
+          <w:p>
+            <w:pPr>
+              <w:pStyle w:val="Compact"/>
+            </w:pPr>
+            <w:r>
+              <w:t xml:space="preserve">0.79</w:t>
+            </w:r>
+          </w:p>
+        </w:tc>
+        <w:tc>
+          <w:tcPr/>
+          <w:p>
+            <w:pPr>
+              <w:pStyle w:val="Compact"/>
+            </w:pPr>
+            <w:r>
+              <w:t xml:space="preserve">0.89</w:t>
+            </w:r>
+          </w:p>
+        </w:tc>
+        <w:tc>
+          <w:tcPr/>
+          <w:p>
+            <w:pPr>
+              <w:pStyle w:val="Compact"/>
+            </w:pPr>
+            <w:r>
+              <w:t xml:space="preserve">0.89</w:t>
+            </w:r>
+          </w:p>
+        </w:tc>
+        <w:tc>
+          <w:tcPr/>
+          <w:p>
+            <w:pPr>
+              <w:pStyle w:val="Compact"/>
+            </w:pPr>
+            <w:r>
+              <w:t xml:space="preserve">58% / 38%</w:t>
+            </w:r>
+          </w:p>
+        </w:tc>
+      </w:tr>
+    </w:tbl>
+    <w:p>
+      <w:pPr>
+        <w:pStyle w:val="BodyText"/>
+      </w:pPr>
+      <w:r>
+        <w:rPr>
+          <w:b/>
+          <w:bCs/>
+        </w:rPr>
+        <w:t xml:space="preserve">What to say</w:t>
+      </w:r>
+    </w:p>
+    <w:p>
+      <w:pPr>
+        <w:pStyle w:val="BodyText"/>
+      </w:pPr>
+      <w:r>
+        <w:t xml:space="preserve">How far ahead does the warning see? A model per lead time reads today’s upstream flows and the catchment rain. On the test monsoons it beats assuming no change at every lead, most at three days (0.89 against 0.79). A rain forecast catches more 2-year floods two and three days ahead. With real gauges upstream the same code trains on measured flows.</w:t>
+      </w:r>
+    </w:p>
+    <w:bookmarkEnd w:id="20"/>
+    <w:bookmarkStart w:id="21" w:name="X67eafaa2a002eb9d75dbec4a98e0ca0b35ad92a"/>
+    <w:p>
+      <w:pPr>
+        <w:pStyle w:val="Heading2"/>
+      </w:pPr>
+      <w:r>
+        <w:t xml:space="preserve">Slide 13. What floods: people, farmland, roads, hospitals</w:t>
       </w:r>
     </w:p>
     <w:p>
@@ -2724,7 +3120,7 @@
         <w:pStyle w:val="Compact"/>
         <w:numPr>
           <w:ilvl w:val="0"/>
-          <w:numId w:val="1012"/>
+          <w:numId w:val="1013"/>
         </w:numPr>
       </w:pPr>
       <w:r>
@@ -2736,7 +3132,7 @@
         <w:pStyle w:val="Compact"/>
         <w:numPr>
           <w:ilvl w:val="0"/>
-          <w:numId w:val="1012"/>
+          <w:numId w:val="1013"/>
         </w:numPr>
       </w:pPr>
       <w:r>
@@ -2748,7 +3144,7 @@
         <w:pStyle w:val="Compact"/>
         <w:numPr>
           <w:ilvl w:val="0"/>
-          <w:numId w:val="1012"/>
+          <w:numId w:val="1013"/>
         </w:numPr>
       </w:pPr>
       <w:r>
@@ -2760,7 +3156,7 @@
         <w:pStyle w:val="Compact"/>
         <w:numPr>
           <w:ilvl w:val="0"/>
-          <w:numId w:val="1012"/>
+          <w:numId w:val="1013"/>
         </w:numPr>
       </w:pPr>
       <w:r>
@@ -2907,51 +3303,51 @@
               <w:pStyle w:val="Compact"/>
             </w:pPr>
             <w:r>
-              <w:t xml:space="preserve">38</w:t>
-            </w:r>
-          </w:p>
-        </w:tc>
-        <w:tc>
-          <w:tcPr/>
-          <w:p>
-            <w:pPr>
-              <w:pStyle w:val="Compact"/>
-            </w:pPr>
-            <w:r>
-              <w:t xml:space="preserve">6,086</w:t>
-            </w:r>
-          </w:p>
-        </w:tc>
-        <w:tc>
-          <w:tcPr/>
-          <w:p>
-            <w:pPr>
-              <w:pStyle w:val="Compact"/>
-            </w:pPr>
-            <w:r>
-              <w:t xml:space="preserve">16</w:t>
-            </w:r>
-          </w:p>
-        </w:tc>
-        <w:tc>
-          <w:tcPr/>
-          <w:p>
-            <w:pPr>
-              <w:pStyle w:val="Compact"/>
-            </w:pPr>
-            <w:r>
-              <w:t xml:space="preserve">3</w:t>
-            </w:r>
-          </w:p>
-        </w:tc>
-        <w:tc>
-          <w:tcPr/>
-          <w:p>
-            <w:pPr>
-              <w:pStyle w:val="Compact"/>
-            </w:pPr>
-            <w:r>
-              <w:t xml:space="preserve">5</w:t>
+              <w:t xml:space="preserve">50</w:t>
+            </w:r>
+          </w:p>
+        </w:tc>
+        <w:tc>
+          <w:tcPr/>
+          <w:p>
+            <w:pPr>
+              <w:pStyle w:val="Compact"/>
+            </w:pPr>
+            <w:r>
+              <w:t xml:space="preserve">7,837</w:t>
+            </w:r>
+          </w:p>
+        </w:tc>
+        <w:tc>
+          <w:tcPr/>
+          <w:p>
+            <w:pPr>
+              <w:pStyle w:val="Compact"/>
+            </w:pPr>
+            <w:r>
+              <w:t xml:space="preserve">24</w:t>
+            </w:r>
+          </w:p>
+        </w:tc>
+        <w:tc>
+          <w:tcPr/>
+          <w:p>
+            <w:pPr>
+              <w:pStyle w:val="Compact"/>
+            </w:pPr>
+            <w:r>
+              <w:t xml:space="preserve">6</w:t>
+            </w:r>
+          </w:p>
+        </w:tc>
+        <w:tc>
+          <w:tcPr/>
+          <w:p>
+            <w:pPr>
+              <w:pStyle w:val="Compact"/>
+            </w:pPr>
+            <w:r>
+              <w:t xml:space="preserve">4</w:t>
             </w:r>
           </w:p>
         </w:tc>
@@ -2997,62 +3393,62 @@
               <w:pStyle w:val="Compact"/>
             </w:pPr>
             <w:r>
-              <w:t xml:space="preserve">203</w:t>
-            </w:r>
-          </w:p>
-        </w:tc>
-        <w:tc>
-          <w:tcPr/>
-          <w:p>
-            <w:pPr>
-              <w:pStyle w:val="Compact"/>
-            </w:pPr>
-            <w:r>
-              <w:t xml:space="preserve">22,545</w:t>
-            </w:r>
-          </w:p>
-        </w:tc>
-        <w:tc>
-          <w:tcPr/>
-          <w:p>
-            <w:pPr>
-              <w:pStyle w:val="Compact"/>
-            </w:pPr>
-            <w:r>
-              <w:t xml:space="preserve">152</w:t>
-            </w:r>
-          </w:p>
-        </w:tc>
-        <w:tc>
-          <w:tcPr/>
-          <w:p>
-            <w:pPr>
-              <w:pStyle w:val="Compact"/>
-            </w:pPr>
-            <w:r>
-              <w:t xml:space="preserve">30</w:t>
-            </w:r>
-          </w:p>
-        </w:tc>
-        <w:tc>
-          <w:tcPr/>
-          <w:p>
-            <w:pPr>
-              <w:pStyle w:val="Compact"/>
-            </w:pPr>
-            <w:r>
-              <w:t xml:space="preserve">5</w:t>
-            </w:r>
-          </w:p>
-        </w:tc>
-        <w:tc>
-          <w:tcPr/>
-          <w:p>
-            <w:pPr>
-              <w:pStyle w:val="Compact"/>
-            </w:pPr>
-            <w:r>
-              <w:t xml:space="preserve">36,941</w:t>
+              <w:t xml:space="preserve">218</w:t>
+            </w:r>
+          </w:p>
+        </w:tc>
+        <w:tc>
+          <w:tcPr/>
+          <w:p>
+            <w:pPr>
+              <w:pStyle w:val="Compact"/>
+            </w:pPr>
+            <w:r>
+              <w:t xml:space="preserve">25,384</w:t>
+            </w:r>
+          </w:p>
+        </w:tc>
+        <w:tc>
+          <w:tcPr/>
+          <w:p>
+            <w:pPr>
+              <w:pStyle w:val="Compact"/>
+            </w:pPr>
+            <w:r>
+              <w:t xml:space="preserve">165</w:t>
+            </w:r>
+          </w:p>
+        </w:tc>
+        <w:tc>
+          <w:tcPr/>
+          <w:p>
+            <w:pPr>
+              <w:pStyle w:val="Compact"/>
+            </w:pPr>
+            <w:r>
+              <w:t xml:space="preserve">34</w:t>
+            </w:r>
+          </w:p>
+        </w:tc>
+        <w:tc>
+          <w:tcPr/>
+          <w:p>
+            <w:pPr>
+              <w:pStyle w:val="Compact"/>
+            </w:pPr>
+            <w:r>
+              <w:t xml:space="preserve">6</w:t>
+            </w:r>
+          </w:p>
+        </w:tc>
+        <w:tc>
+          <w:tcPr/>
+          <w:p>
+            <w:pPr>
+              <w:pStyle w:val="Compact"/>
+            </w:pPr>
+            <w:r>
+              <w:t xml:space="preserve">51,155</w:t>
             </w:r>
           </w:p>
         </w:tc>
@@ -3087,62 +3483,62 @@
               <w:pStyle w:val="Compact"/>
             </w:pPr>
             <w:r>
-              <w:t xml:space="preserve">216</w:t>
-            </w:r>
-          </w:p>
-        </w:tc>
-        <w:tc>
-          <w:tcPr/>
-          <w:p>
-            <w:pPr>
-              <w:pStyle w:val="Compact"/>
-            </w:pPr>
-            <w:r>
-              <w:t xml:space="preserve">25,163</w:t>
-            </w:r>
-          </w:p>
-        </w:tc>
-        <w:tc>
-          <w:tcPr/>
-          <w:p>
-            <w:pPr>
-              <w:pStyle w:val="Compact"/>
-            </w:pPr>
-            <w:r>
-              <w:t xml:space="preserve">164</w:t>
-            </w:r>
-          </w:p>
-        </w:tc>
-        <w:tc>
-          <w:tcPr/>
-          <w:p>
-            <w:pPr>
-              <w:pStyle w:val="Compact"/>
-            </w:pPr>
-            <w:r>
-              <w:t xml:space="preserve">32</w:t>
-            </w:r>
-          </w:p>
-        </w:tc>
-        <w:tc>
-          <w:tcPr/>
-          <w:p>
-            <w:pPr>
-              <w:pStyle w:val="Compact"/>
-            </w:pPr>
-            <w:r>
-              <w:t xml:space="preserve">6</w:t>
-            </w:r>
-          </w:p>
-        </w:tc>
-        <w:tc>
-          <w:tcPr/>
-          <w:p>
-            <w:pPr>
-              <w:pStyle w:val="Compact"/>
-            </w:pPr>
-            <w:r>
-              <w:t xml:space="preserve">36,941</w:t>
+              <w:t xml:space="preserve">240</w:t>
+            </w:r>
+          </w:p>
+        </w:tc>
+        <w:tc>
+          <w:tcPr/>
+          <w:p>
+            <w:pPr>
+              <w:pStyle w:val="Compact"/>
+            </w:pPr>
+            <w:r>
+              <w:t xml:space="preserve">30,427</w:t>
+            </w:r>
+          </w:p>
+        </w:tc>
+        <w:tc>
+          <w:tcPr/>
+          <w:p>
+            <w:pPr>
+              <w:pStyle w:val="Compact"/>
+            </w:pPr>
+            <w:r>
+              <w:t xml:space="preserve">182</w:t>
+            </w:r>
+          </w:p>
+        </w:tc>
+        <w:tc>
+          <w:tcPr/>
+          <w:p>
+            <w:pPr>
+              <w:pStyle w:val="Compact"/>
+            </w:pPr>
+            <w:r>
+              <w:t xml:space="preserve">39</w:t>
+            </w:r>
+          </w:p>
+        </w:tc>
+        <w:tc>
+          <w:tcPr/>
+          <w:p>
+            <w:pPr>
+              <w:pStyle w:val="Compact"/>
+            </w:pPr>
+            <w:r>
+              <w:t xml:space="preserve">7</w:t>
+            </w:r>
+          </w:p>
+        </w:tc>
+        <w:tc>
+          <w:tcPr/>
+          <w:p>
+            <w:pPr>
+              <w:pStyle w:val="Compact"/>
+            </w:pPr>
+            <w:r>
+              <w:t xml:space="preserve">52,423</w:t>
             </w:r>
           </w:p>
         </w:tc>
@@ -3177,62 +3573,62 @@
               <w:pStyle w:val="Compact"/>
             </w:pPr>
             <w:r>
-              <w:t xml:space="preserve">216</w:t>
-            </w:r>
-          </w:p>
-        </w:tc>
-        <w:tc>
-          <w:tcPr/>
-          <w:p>
-            <w:pPr>
-              <w:pStyle w:val="Compact"/>
-            </w:pPr>
-            <w:r>
-              <w:t xml:space="preserve">25,163</w:t>
-            </w:r>
-          </w:p>
-        </w:tc>
-        <w:tc>
-          <w:tcPr/>
-          <w:p>
-            <w:pPr>
-              <w:pStyle w:val="Compact"/>
-            </w:pPr>
-            <w:r>
-              <w:t xml:space="preserve">164</w:t>
-            </w:r>
-          </w:p>
-        </w:tc>
-        <w:tc>
-          <w:tcPr/>
-          <w:p>
-            <w:pPr>
-              <w:pStyle w:val="Compact"/>
-            </w:pPr>
-            <w:r>
-              <w:t xml:space="preserve">32</w:t>
-            </w:r>
-          </w:p>
-        </w:tc>
-        <w:tc>
-          <w:tcPr/>
-          <w:p>
-            <w:pPr>
-              <w:pStyle w:val="Compact"/>
-            </w:pPr>
-            <w:r>
-              <w:t xml:space="preserve">6</w:t>
-            </w:r>
-          </w:p>
-        </w:tc>
-        <w:tc>
-          <w:tcPr/>
-          <w:p>
-            <w:pPr>
-              <w:pStyle w:val="Compact"/>
-            </w:pPr>
-            <w:r>
-              <w:t xml:space="preserve">36,941</w:t>
+              <w:t xml:space="preserve">240</w:t>
+            </w:r>
+          </w:p>
+        </w:tc>
+        <w:tc>
+          <w:tcPr/>
+          <w:p>
+            <w:pPr>
+              <w:pStyle w:val="Compact"/>
+            </w:pPr>
+            <w:r>
+              <w:t xml:space="preserve">30,427</w:t>
+            </w:r>
+          </w:p>
+        </w:tc>
+        <w:tc>
+          <w:tcPr/>
+          <w:p>
+            <w:pPr>
+              <w:pStyle w:val="Compact"/>
+            </w:pPr>
+            <w:r>
+              <w:t xml:space="preserve">182</w:t>
+            </w:r>
+          </w:p>
+        </w:tc>
+        <w:tc>
+          <w:tcPr/>
+          <w:p>
+            <w:pPr>
+              <w:pStyle w:val="Compact"/>
+            </w:pPr>
+            <w:r>
+              <w:t xml:space="preserve">39</w:t>
+            </w:r>
+          </w:p>
+        </w:tc>
+        <w:tc>
+          <w:tcPr/>
+          <w:p>
+            <w:pPr>
+              <w:pStyle w:val="Compact"/>
+            </w:pPr>
+            <w:r>
+              <w:t xml:space="preserve">7</w:t>
+            </w:r>
+          </w:p>
+        </w:tc>
+        <w:tc>
+          <w:tcPr/>
+          <w:p>
+            <w:pPr>
+              <w:pStyle w:val="Compact"/>
+            </w:pPr>
+            <w:r>
+              <w:t xml:space="preserve">52,423</w:t>
             </w:r>
           </w:p>
         </w:tc>
@@ -3267,62 +3663,62 @@
               <w:pStyle w:val="Compact"/>
             </w:pPr>
             <w:r>
-              <w:t xml:space="preserve">216</w:t>
-            </w:r>
-          </w:p>
-        </w:tc>
-        <w:tc>
-          <w:tcPr/>
-          <w:p>
-            <w:pPr>
-              <w:pStyle w:val="Compact"/>
-            </w:pPr>
-            <w:r>
-              <w:t xml:space="preserve">25,163</w:t>
-            </w:r>
-          </w:p>
-        </w:tc>
-        <w:tc>
-          <w:tcPr/>
-          <w:p>
-            <w:pPr>
-              <w:pStyle w:val="Compact"/>
-            </w:pPr>
-            <w:r>
-              <w:t xml:space="preserve">164</w:t>
-            </w:r>
-          </w:p>
-        </w:tc>
-        <w:tc>
-          <w:tcPr/>
-          <w:p>
-            <w:pPr>
-              <w:pStyle w:val="Compact"/>
-            </w:pPr>
-            <w:r>
-              <w:t xml:space="preserve">32</w:t>
-            </w:r>
-          </w:p>
-        </w:tc>
-        <w:tc>
-          <w:tcPr/>
-          <w:p>
-            <w:pPr>
-              <w:pStyle w:val="Compact"/>
-            </w:pPr>
-            <w:r>
-              <w:t xml:space="preserve">6</w:t>
-            </w:r>
-          </w:p>
-        </w:tc>
-        <w:tc>
-          <w:tcPr/>
-          <w:p>
-            <w:pPr>
-              <w:pStyle w:val="Compact"/>
-            </w:pPr>
-            <w:r>
-              <w:t xml:space="preserve">36,941</w:t>
+              <w:t xml:space="preserve">240</w:t>
+            </w:r>
+          </w:p>
+        </w:tc>
+        <w:tc>
+          <w:tcPr/>
+          <w:p>
+            <w:pPr>
+              <w:pStyle w:val="Compact"/>
+            </w:pPr>
+            <w:r>
+              <w:t xml:space="preserve">30,427</w:t>
+            </w:r>
+          </w:p>
+        </w:tc>
+        <w:tc>
+          <w:tcPr/>
+          <w:p>
+            <w:pPr>
+              <w:pStyle w:val="Compact"/>
+            </w:pPr>
+            <w:r>
+              <w:t xml:space="preserve">182</w:t>
+            </w:r>
+          </w:p>
+        </w:tc>
+        <w:tc>
+          <w:tcPr/>
+          <w:p>
+            <w:pPr>
+              <w:pStyle w:val="Compact"/>
+            </w:pPr>
+            <w:r>
+              <w:t xml:space="preserve">39</w:t>
+            </w:r>
+          </w:p>
+        </w:tc>
+        <w:tc>
+          <w:tcPr/>
+          <w:p>
+            <w:pPr>
+              <w:pStyle w:val="Compact"/>
+            </w:pPr>
+            <w:r>
+              <w:t xml:space="preserve">7</w:t>
+            </w:r>
+          </w:p>
+        </w:tc>
+        <w:tc>
+          <w:tcPr/>
+          <w:p>
+            <w:pPr>
+              <w:pStyle w:val="Compact"/>
+            </w:pPr>
+            <w:r>
+              <w:t xml:space="preserve">52,423</w:t>
             </w:r>
           </w:p>
         </w:tc>
@@ -3357,62 +3753,62 @@
               <w:pStyle w:val="Compact"/>
             </w:pPr>
             <w:r>
-              <w:t xml:space="preserve">275</w:t>
-            </w:r>
-          </w:p>
-        </w:tc>
-        <w:tc>
-          <w:tcPr/>
-          <w:p>
-            <w:pPr>
-              <w:pStyle w:val="Compact"/>
-            </w:pPr>
-            <w:r>
-              <w:t xml:space="preserve">28,826</w:t>
-            </w:r>
-          </w:p>
-        </w:tc>
-        <w:tc>
-          <w:tcPr/>
-          <w:p>
-            <w:pPr>
-              <w:pStyle w:val="Compact"/>
-            </w:pPr>
-            <w:r>
-              <w:t xml:space="preserve">232</w:t>
-            </w:r>
-          </w:p>
-        </w:tc>
-        <w:tc>
-          <w:tcPr/>
-          <w:p>
-            <w:pPr>
-              <w:pStyle w:val="Compact"/>
-            </w:pPr>
-            <w:r>
-              <w:t xml:space="preserve">23</w:t>
-            </w:r>
-          </w:p>
-        </w:tc>
-        <w:tc>
-          <w:tcPr/>
-          <w:p>
-            <w:pPr>
-              <w:pStyle w:val="Compact"/>
-            </w:pPr>
-            <w:r>
-              <w:t xml:space="preserve">6</w:t>
-            </w:r>
-          </w:p>
-        </w:tc>
-        <w:tc>
-          <w:tcPr/>
-          <w:p>
-            <w:pPr>
-              <w:pStyle w:val="Compact"/>
-            </w:pPr>
-            <w:r>
-              <w:t xml:space="preserve">15,784</w:t>
+              <w:t xml:space="preserve">278</w:t>
+            </w:r>
+          </w:p>
+        </w:tc>
+        <w:tc>
+          <w:tcPr/>
+          <w:p>
+            <w:pPr>
+              <w:pStyle w:val="Compact"/>
+            </w:pPr>
+            <w:r>
+              <w:t xml:space="preserve">39,367</w:t>
+            </w:r>
+          </w:p>
+        </w:tc>
+        <w:tc>
+          <w:tcPr/>
+          <w:p>
+            <w:pPr>
+              <w:pStyle w:val="Compact"/>
+            </w:pPr>
+            <w:r>
+              <w:t xml:space="preserve">231</w:t>
+            </w:r>
+          </w:p>
+        </w:tc>
+        <w:tc>
+          <w:tcPr/>
+          <w:p>
+            <w:pPr>
+              <w:pStyle w:val="Compact"/>
+            </w:pPr>
+            <w:r>
+              <w:t xml:space="preserve">35</w:t>
+            </w:r>
+          </w:p>
+        </w:tc>
+        <w:tc>
+          <w:tcPr/>
+          <w:p>
+            <w:pPr>
+              <w:pStyle w:val="Compact"/>
+            </w:pPr>
+            <w:r>
+              <w:t xml:space="preserve">8</w:t>
+            </w:r>
+          </w:p>
+        </w:tc>
+        <w:tc>
+          <w:tcPr/>
+          <w:p>
+            <w:pPr>
+              <w:pStyle w:val="Compact"/>
+            </w:pPr>
+            <w:r>
+              <w:t xml:space="preserve">49,742</w:t>
             </w:r>
           </w:p>
         </w:tc>
@@ -3435,17 +3831,17 @@
         <w:pStyle w:val="BodyText"/>
       </w:pPr>
       <w:r>
-        <w:t xml:space="preserve">For each design flood: people on flooded land, farmland, roads, hospitals, bridges. In the 25-year flood 25,163 people live on 216 km² of flooded land. Floods above the largest seen since 2017 are lower bounds.</w:t>
-      </w:r>
-    </w:p>
-    <w:bookmarkEnd w:id="20"/>
-    <w:bookmarkStart w:id="21" w:name="X7134e246ef6625a729b110d128a63847643b1ca"/>
+        <w:t xml:space="preserve">For each design flood: people on flooded land, farmland, roads, hospitals, bridges. In the 25-year flood 30,427 people live on 240 km² of flooded land. Floods above the largest seen since 2017 are lower bounds.</w:t>
+      </w:r>
+    </w:p>
+    <w:bookmarkEnd w:id="21"/>
+    <w:bookmarkStart w:id="22" w:name="X01409ef867d51c0c3e5c364051135929e7d5bf0"/>
     <w:p>
       <w:pPr>
         <w:pStyle w:val="Heading2"/>
       </w:pPr>
       <w:r>
-        <w:t xml:space="preserve">Slide 13. Transportation: who is cut off from a hospital</w:t>
+        <w:t xml:space="preserve">Slide 14. Transportation: who is cut off from a hospital</w:t>
       </w:r>
     </w:p>
     <w:p>
@@ -3477,7 +3873,7 @@
         <w:pStyle w:val="Compact"/>
         <w:numPr>
           <w:ilvl w:val="0"/>
-          <w:numId w:val="1013"/>
+          <w:numId w:val="1014"/>
         </w:numPr>
       </w:pPr>
       <w:r>
@@ -3489,43 +3885,43 @@
         <w:pStyle w:val="Compact"/>
         <w:numPr>
           <w:ilvl w:val="0"/>
-          <w:numId w:val="1013"/>
-        </w:numPr>
-      </w:pPr>
-      <w:r>
-        <w:t xml:space="preserve">25-year flood: 36,941 people in 32 settlements lose road access to any hospital or clinic</w:t>
-      </w:r>
-    </w:p>
-    <w:p>
-      <w:pPr>
-        <w:pStyle w:val="Compact"/>
-        <w:numPr>
-          <w:ilvl w:val="0"/>
-          <w:numId w:val="1013"/>
-        </w:numPr>
-      </w:pPr>
-      <w:r>
-        <w:t xml:space="preserve">24,345 more reach one only by a detour (median +9.1 min)</w:t>
-      </w:r>
-    </w:p>
-    <w:p>
-      <w:pPr>
-        <w:pStyle w:val="Compact"/>
-        <w:numPr>
-          <w:ilvl w:val="0"/>
-          <w:numId w:val="1013"/>
-        </w:numPr>
-      </w:pPr>
-      <w:r>
-        <w:t xml:space="preserve">40,836 people can reach no dry school (relief camp); 12,023 extra person-hours of travel a day</w:t>
-      </w:r>
-    </w:p>
-    <w:p>
-      <w:pPr>
-        <w:pStyle w:val="Compact"/>
-        <w:numPr>
-          <w:ilvl w:val="0"/>
-          <w:numId w:val="1013"/>
+          <w:numId w:val="1014"/>
+        </w:numPr>
+      </w:pPr>
+      <w:r>
+        <w:t xml:space="preserve">25-year flood: 52,423 people in 41 settlements lose road access to any hospital or clinic</w:t>
+      </w:r>
+    </w:p>
+    <w:p>
+      <w:pPr>
+        <w:pStyle w:val="Compact"/>
+        <w:numPr>
+          <w:ilvl w:val="0"/>
+          <w:numId w:val="1014"/>
+        </w:numPr>
+      </w:pPr>
+      <w:r>
+        <w:t xml:space="preserve">20,605 more reach one only by a detour (median +7.6 min)</w:t>
+      </w:r>
+    </w:p>
+    <w:p>
+      <w:pPr>
+        <w:pStyle w:val="Compact"/>
+        <w:numPr>
+          <w:ilvl w:val="0"/>
+          <w:numId w:val="1014"/>
+        </w:numPr>
+      </w:pPr>
+      <w:r>
+        <w:t xml:space="preserve">65,056 people can reach no dry school (relief camp); 10,077 extra person-hours of travel a day</w:t>
+      </w:r>
+    </w:p>
+    <w:p>
+      <w:pPr>
+        <w:pStyle w:val="Compact"/>
+        <w:numPr>
+          <w:ilvl w:val="0"/>
+          <w:numId w:val="1014"/>
         </w:numPr>
       </w:pPr>
       <w:r>
@@ -3537,7 +3933,7 @@
         <w:pStyle w:val="Compact"/>
         <w:numPr>
           <w:ilvl w:val="0"/>
-          <w:numId w:val="1013"/>
+          <w:numId w:val="1014"/>
         </w:numPr>
       </w:pPr>
       <w:r>
@@ -3561,17 +3957,17 @@
         <w:pStyle w:val="BodyText"/>
       </w:pPr>
       <w:r>
-        <w:t xml:space="preserve">The road network becomes a graph; flooded sections are cut. 36,941 people lose road access to every hospital in the 25-year flood, and everyday trips grow by about 12,023 person-hours a day. The critical links are listed with coordinates.</w:t>
-      </w:r>
-    </w:p>
-    <w:bookmarkEnd w:id="21"/>
-    <w:bookmarkStart w:id="22" w:name="X37385eda46735362a64ffbb0915fa5c1984e13b"/>
+        <w:t xml:space="preserve">The road network becomes a graph; flooded sections are cut. 52,423 people lose road access to every hospital in the 25-year flood, and everyday trips grow by about 10,077 person-hours a day. The critical links are listed with coordinates.</w:t>
+      </w:r>
+    </w:p>
+    <w:bookmarkEnd w:id="22"/>
+    <w:bookmarkStart w:id="23" w:name="Xe0052eea49b6c395e9f8e8254a9016e3b918401"/>
     <w:p>
       <w:pPr>
         <w:pStyle w:val="Heading2"/>
       </w:pPr>
       <w:r>
-        <w:t xml:space="preserve">Slide 14. Geotechnical: which river banks to inspect first</w:t>
+        <w:t xml:space="preserve">Slide 15. Geotechnical: which river banks to inspect first</w:t>
       </w:r>
     </w:p>
     <w:p>
@@ -3603,7 +3999,7 @@
         <w:pStyle w:val="Compact"/>
         <w:numPr>
           <w:ilvl w:val="0"/>
-          <w:numId w:val="1014"/>
+          <w:numId w:val="1015"/>
         </w:numPr>
       </w:pPr>
       <w:r>
@@ -3615,7 +4011,7 @@
         <w:pStyle w:val="Compact"/>
         <w:numPr>
           <w:ilvl w:val="0"/>
-          <w:numId w:val="1014"/>
+          <w:numId w:val="1015"/>
         </w:numPr>
       </w:pPr>
       <w:r>
@@ -3627,7 +4023,7 @@
         <w:pStyle w:val="Compact"/>
         <w:numPr>
           <w:ilvl w:val="0"/>
-          <w:numId w:val="1014"/>
+          <w:numId w:val="1015"/>
         </w:numPr>
       </w:pPr>
       <w:r>
@@ -3639,7 +4035,7 @@
         <w:pStyle w:val="Compact"/>
         <w:numPr>
           <w:ilvl w:val="0"/>
-          <w:numId w:val="1014"/>
+          <w:numId w:val="1015"/>
         </w:numPr>
       </w:pPr>
       <w:r>
@@ -3651,11 +4047,11 @@
         <w:pStyle w:val="Compact"/>
         <w:numPr>
           <w:ilvl w:val="0"/>
-          <w:numId w:val="1014"/>
-        </w:numPr>
-      </w:pPr>
-      <w:r>
-        <w:t xml:space="preserve">Top cell: 20.429 N, 85.909 E, water behind the bank in 4% of passes, 10 years</w:t>
+          <w:numId w:val="1015"/>
+        </w:numPr>
+      </w:pPr>
+      <w:r>
+        <w:t xml:space="preserve">Top cell: 20.511 N, 85.918 E, water behind the bank in 4% of passes, 10 years</w:t>
       </w:r>
     </w:p>
     <w:p>
@@ -3675,17 +4071,17 @@
         <w:pStyle w:val="BodyText"/>
       </w:pPr>
       <w:r>
-        <w:t xml:space="preserve">Bank cells ranked by how often water stands behind the bank, the soil and the people nearby. Twenty inspection sites, at least 3 km apart, are on the field GPS file; the lab tests on their soil samples decide the ranking.</w:t>
-      </w:r>
-    </w:p>
-    <w:bookmarkEnd w:id="22"/>
-    <w:bookmarkStart w:id="23" w:name="Xcb6116bce7c3b331a1cbee2c6e8bd8c9eedab97"/>
+        <w:t xml:space="preserve">Bank cells ranked by how often water stands behind the bank, the soil and the people nearby. Twenty inspection sites at least 3 km apart are listed, and the top twelve are on the field GPS file; the lab tests on their soil samples decide the ranking.</w:t>
+      </w:r>
+    </w:p>
+    <w:bookmarkEnd w:id="23"/>
+    <w:bookmarkStart w:id="24" w:name="Xe8f42bf0a5a89592524152b7ede3c36e417eaf7"/>
     <w:p>
       <w:pPr>
         <w:pStyle w:val="Heading2"/>
       </w:pPr>
       <w:r>
-        <w:t xml:space="preserve">Slide 15. Structural: walls crack at about a metre, piers must go deep</w:t>
+        <w:t xml:space="preserve">Slide 16. Structural: walls crack at about a metre, piers must go deep</w:t>
       </w:r>
     </w:p>
     <w:p>
@@ -3717,7 +4113,7 @@
         <w:pStyle w:val="Compact"/>
         <w:numPr>
           <w:ilvl w:val="0"/>
-          <w:numId w:val="1015"/>
+          <w:numId w:val="1016"/>
         </w:numPr>
       </w:pPr>
       <w:r>
@@ -3729,7 +4125,7 @@
         <w:pStyle w:val="Compact"/>
         <w:numPr>
           <w:ilvl w:val="0"/>
-          <w:numId w:val="1015"/>
+          <w:numId w:val="1016"/>
         </w:numPr>
       </w:pPr>
       <w:r>
@@ -3741,19 +4137,19 @@
         <w:pStyle w:val="Compact"/>
         <w:numPr>
           <w:ilvl w:val="0"/>
-          <w:numId w:val="1015"/>
-        </w:numPr>
-      </w:pPr>
-      <w:r>
-        <w:t xml:space="preserve">3,626 people live where the 25-yr flood is &gt;= 1 m deep</w:t>
-      </w:r>
-    </w:p>
-    <w:p>
-      <w:pPr>
-        <w:pStyle w:val="Compact"/>
-        <w:numPr>
-          <w:ilvl w:val="0"/>
-          <w:numId w:val="1015"/>
+          <w:numId w:val="1016"/>
+        </w:numPr>
+      </w:pPr>
+      <w:r>
+        <w:t xml:space="preserve">4,080 people live where the 25-yr flood is &gt;= 1 m deep</w:t>
+      </w:r>
+    </w:p>
+    <w:p>
+      <w:pPr>
+        <w:pStyle w:val="Compact"/>
+        <w:numPr>
+          <w:ilvl w:val="0"/>
+          <w:numId w:val="1016"/>
         </w:numPr>
       </w:pPr>
       <w:r>
@@ -3777,17 +4173,17 @@
         <w:pStyle w:val="BodyText"/>
       </w:pPr>
       <w:r>
-        <w:t xml:space="preserve">Flood depth from the elevation at the flood edge. A 230 mm brick wall cracks at about a metre of water; 3,626 people live where the 25-year flood is that deep. Pier scour reaches 7–24 m below the high flood level; the flow split between branches is the missing input.</w:t>
-      </w:r>
-    </w:p>
-    <w:bookmarkEnd w:id="23"/>
-    <w:bookmarkStart w:id="24" w:name="X959063822b9df0a01dc8af6d9856f343edae26a"/>
+        <w:t xml:space="preserve">Flood depth from the elevation at the flood edge. A 230 mm brick wall cracks at about a metre of water; 4,080 people live where the 25-year flood is that deep. Pier scour reaches 7–24 m below the high flood level; the flow split between branches is the missing input.</w:t>
+      </w:r>
+    </w:p>
+    <w:bookmarkEnd w:id="24"/>
+    <w:bookmarkStart w:id="25" w:name="X6f8459942cc518811621b1dd03cd011e5f14f54"/>
     <w:p>
       <w:pPr>
         <w:pStyle w:val="Heading2"/>
       </w:pPr>
       <w:r>
-        <w:t xml:space="preserve">Slide 16. Geotechnical: dry houses on soaked ground</w:t>
+        <w:t xml:space="preserve">Slide 17. Geotechnical: dry houses on soaked ground</w:t>
       </w:r>
     </w:p>
     <w:p>
@@ -3819,7 +4215,7 @@
         <w:pStyle w:val="Compact"/>
         <w:numPr>
           <w:ilvl w:val="0"/>
-          <w:numId w:val="1016"/>
+          <w:numId w:val="1017"/>
         </w:numPr>
       </w:pPr>
       <w:r>
@@ -3831,19 +4227,19 @@
         <w:pStyle w:val="Compact"/>
         <w:numPr>
           <w:ilvl w:val="0"/>
-          <w:numId w:val="1016"/>
-        </w:numPr>
-      </w:pPr>
-      <w:r>
-        <w:t xml:space="preserve">415,549 people in the advisory zone of the 25-yr flood; 310 settlements advised to check foundations</w:t>
-      </w:r>
-    </w:p>
-    <w:p>
-      <w:pPr>
-        <w:pStyle w:val="Compact"/>
-        <w:numPr>
-          <w:ilvl w:val="0"/>
-          <w:numId w:val="1016"/>
+          <w:numId w:val="1017"/>
+        </w:numPr>
+      </w:pPr>
+      <w:r>
+        <w:t xml:space="preserve">441,605 people in the advisory zone of the 25-yr flood; 329 settlements advised to check foundations</w:t>
+      </w:r>
+    </w:p>
+    <w:p>
+      <w:pPr>
+        <w:pStyle w:val="Compact"/>
+        <w:numPr>
+          <w:ilvl w:val="0"/>
+          <w:numId w:val="1017"/>
         </w:numPr>
       </w:pPr>
       <w:r>
@@ -3855,7 +4251,7 @@
         <w:pStyle w:val="Compact"/>
         <w:numPr>
           <w:ilvl w:val="0"/>
-          <w:numId w:val="1016"/>
+          <w:numId w:val="1017"/>
         </w:numPr>
       </w:pPr>
       <w:r>
@@ -3867,7 +4263,7 @@
         <w:pStyle w:val="Compact"/>
         <w:numPr>
           <w:ilvl w:val="0"/>
-          <w:numId w:val="1016"/>
+          <w:numId w:val="1017"/>
         </w:numPr>
       </w:pPr>
       <w:r>
@@ -3891,17 +4287,17 @@
         <w:pStyle w:val="BodyText"/>
       </w:pPr>
       <w:r>
-        <w:t xml:space="preserve">Floodwater raises the groundwater under houses that stay dry: 415,549 people within 200 m of the 25-year flood on silty clay. Soaking cuts bearing capacity by about 55 %, and the clay settles when the water drops. Well levels at the site fix the 200 m.</w:t>
-      </w:r>
-    </w:p>
-    <w:bookmarkEnd w:id="24"/>
-    <w:bookmarkStart w:id="25" w:name="Xf8baa569600a0c1f26949965421d5fe4a1f1cbd"/>
+        <w:t xml:space="preserve">Floodwater raises the groundwater under houses that stay dry: 441,605 people within 200 m of the 25-year flood on silty clay. Soaking cuts bearing capacity by about 55 %, and the clay settles when the water drops. Well levels at the site fix the 200 m.</w:t>
+      </w:r>
+    </w:p>
+    <w:bookmarkEnd w:id="25"/>
+    <w:bookmarkStart w:id="26" w:name="X53248a41341e0996bfbd9236c2e41da541f20f4"/>
     <w:p>
       <w:pPr>
         <w:pStyle w:val="Heading2"/>
       </w:pPr>
       <w:r>
-        <w:t xml:space="preserve">Slide 17. Ocean: Bay of Bengal storms and the largest floods</w:t>
+        <w:t xml:space="preserve">Slide 18. Ocean: Bay of Bengal storms and the largest floods</w:t>
       </w:r>
     </w:p>
     <w:p>
@@ -3933,7 +4329,7 @@
         <w:pStyle w:val="Compact"/>
         <w:numPr>
           <w:ilvl w:val="0"/>
-          <w:numId w:val="1017"/>
+          <w:numId w:val="1018"/>
         </w:numPr>
       </w:pPr>
       <w:r>
@@ -3945,19 +4341,19 @@
         <w:pStyle w:val="Compact"/>
         <w:numPr>
           <w:ilvl w:val="0"/>
-          <w:numId w:val="1017"/>
-        </w:numPr>
-      </w:pPr>
-      <w:r>
-        <w:t xml:space="preserve">37 storms and depressions within 300 km since 2016 · of the 20 largest floods: 18 high river, 14 heavy rain, 11 after a storm</w:t>
-      </w:r>
-    </w:p>
-    <w:p>
-      <w:pPr>
-        <w:pStyle w:val="Compact"/>
-        <w:numPr>
-          <w:ilvl w:val="0"/>
-          <w:numId w:val="1017"/>
+          <w:numId w:val="1018"/>
+        </w:numPr>
+      </w:pPr>
+      <w:r>
+        <w:t xml:space="preserve">37 storms and depressions within 300 km since 2016 · of the 20 largest floods: 15 high river, 13 heavy rain, 11 after a storm</w:t>
+      </w:r>
+    </w:p>
+    <w:p>
+      <w:pPr>
+        <w:pStyle w:val="Compact"/>
+        <w:numPr>
+          <w:ilvl w:val="0"/>
+          <w:numId w:val="1018"/>
         </w:numPr>
       </w:pPr>
       <w:r>
@@ -3981,17 +4377,17 @@
         <w:pStyle w:val="BodyText"/>
       </w:pPr>
       <w:r>
-        <w:t xml:space="preserve">37 storms and depressions came within 300 km since 2016; 11 of the 20 largest floods followed one. The largest floods were rain-driven, not river-driven: read the rain forecast with the river forecast.</w:t>
-      </w:r>
-    </w:p>
-    <w:bookmarkEnd w:id="25"/>
-    <w:bookmarkStart w:id="26" w:name="X6a0dbc7ea4ba2b14e0536978bf038c0ae29570e"/>
+        <w:t xml:space="preserve">37 storms and depressions came within 300 km since 2016; 11 of the 20 largest floods followed one. The two largest came at Naraj flows of 11,614 and 14,487 m³/s, below the 2-year flood (17,897), with 231 and 187 mm of rain that week: read the rain forecast with the river forecast.</w:t>
+      </w:r>
+    </w:p>
+    <w:bookmarkEnd w:id="26"/>
+    <w:bookmarkStart w:id="27" w:name="Xaa67620c59fe2a466019201b83e57c0c38ba63f"/>
     <w:p>
       <w:pPr>
         <w:pStyle w:val="Heading2"/>
       </w:pPr>
       <w:r>
-        <w:t xml:space="preserve">Slide 18. Construction management: when to build, what it costs</w:t>
+        <w:t xml:space="preserve">Slide 19. Construction management: when to build, what it costs</w:t>
       </w:r>
     </w:p>
     <w:p>
@@ -4023,19 +4419,19 @@
         <w:pStyle w:val="Compact"/>
         <w:numPr>
           <w:ilvl w:val="0"/>
-          <w:numId w:val="1018"/>
-        </w:numPr>
-      </w:pPr>
-      <w:r>
-        <w:t xml:space="preserve">42 years of flows and storm tracks; earthwork take-off for the critical links</w:t>
-      </w:r>
-    </w:p>
-    <w:p>
-      <w:pPr>
-        <w:pStyle w:val="Compact"/>
-        <w:numPr>
-          <w:ilvl w:val="0"/>
-          <w:numId w:val="1018"/>
+          <w:numId w:val="1019"/>
+        </w:numPr>
+      </w:pPr>
+      <w:r>
+        <w:t xml:space="preserve">29 years of flows, 46 years of storm tracks; earthwork take-off for the critical links</w:t>
+      </w:r>
+    </w:p>
+    <w:p>
+      <w:pPr>
+        <w:pStyle w:val="Compact"/>
+        <w:numPr>
+          <w:ilvl w:val="0"/>
+          <w:numId w:val="1019"/>
         </w:numPr>
       </w:pPr>
       <w:r>
@@ -4047,47 +4443,35 @@
         <w:pStyle w:val="Compact"/>
         <w:numPr>
           <w:ilvl w:val="0"/>
-          <w:numId w:val="1018"/>
-        </w:numPr>
-      </w:pPr>
-      <w:r>
-        <w:t xml:space="preserve">Raising 8 critical links above the 25-yr flood + 0.6 m: 17,442 m³, about Rs 0.6 crore (assumed Rs 350/m³)</w:t>
-      </w:r>
-    </w:p>
-    <w:p>
-      <w:pPr>
-        <w:pStyle w:val="Compact"/>
-        <w:numPr>
-          <w:ilvl w:val="0"/>
-          <w:numId w:val="1018"/>
-        </w:numPr>
-      </w:pPr>
-      <w:r>
-        <w:t xml:space="preserve">Links 6 and 9 would need 4.9 and 3.9 m: a bridge or vented causeway, depth checked on site</w:t>
-      </w:r>
-    </w:p>
-    <w:p>
-      <w:pPr>
-        <w:pStyle w:val="Compact"/>
-        <w:numPr>
-          <w:ilvl w:val="0"/>
-          <w:numId w:val="1018"/>
-        </w:numPr>
-      </w:pPr>
-      <w:r>
-        <w:t xml:space="preserve">Each link carries the hospital route of 4,638–10,351 people</w:t>
-      </w:r>
-    </w:p>
-    <w:p>
-      <w:pPr>
-        <w:pStyle w:val="Compact"/>
-        <w:numPr>
-          <w:ilvl w:val="0"/>
-          <w:numId w:val="1018"/>
-        </w:numPr>
-      </w:pPr>
-      <w:r>
-        <w:t xml:space="preserve">Deployment: 40 sirens cover 49% of exposed people at 1.5 km, 6 river sensors, 78 crew-days</w:t>
+          <w:numId w:val="1019"/>
+        </w:numPr>
+      </w:pPr>
+      <w:r>
+        <w:t xml:space="preserve">Raising 10 critical links above the 25-yr flood + 0.6 m: 27,603 m³, about Rs 1.0 crore (assumed Rs 350/m³)</w:t>
+      </w:r>
+    </w:p>
+    <w:p>
+      <w:pPr>
+        <w:pStyle w:val="Compact"/>
+        <w:numPr>
+          <w:ilvl w:val="0"/>
+          <w:numId w:val="1019"/>
+        </w:numPr>
+      </w:pPr>
+      <w:r>
+        <w:t xml:space="preserve">Each link carries the hospital route of 4,638–10,930 people</w:t>
+      </w:r>
+    </w:p>
+    <w:p>
+      <w:pPr>
+        <w:pStyle w:val="Compact"/>
+        <w:numPr>
+          <w:ilvl w:val="0"/>
+          <w:numId w:val="1019"/>
+        </w:numPr>
+      </w:pPr>
+      <w:r>
+        <w:t xml:space="preserve">Deployment: 40 sirens cover 48% of exposed people at 1.5 km, 6 river sensors, 78 crew-days</w:t>
       </w:r>
     </w:p>
     <w:p>
@@ -4107,17 +4491,470 @@
         <w:pStyle w:val="BodyText"/>
       </w:pPr>
       <w:r>
-        <w:t xml:space="preserve">Build in December–April, the months with no flood days and few storms. Raising 8 critical roads takes about 17,442 m³ of earthwork; two more need a bridge or vented causeway. The schedule fits approvals, procurement and installation inside the window.</w:t>
-      </w:r>
-    </w:p>
-    <w:bookmarkEnd w:id="26"/>
-    <w:bookmarkStart w:id="27" w:name="Xbfe63a0236ebdf49cb894eba2da836e59accc5b"/>
+        <w:t xml:space="preserve">Build in December–April, the months with no flood days and few storms. Raising 10 critical roads takes about 27,603 m³ of earthwork, all as road embankments (none needs more than 3 m). The schedule fits approvals, procurement and installation inside the window.</w:t>
+      </w:r>
+    </w:p>
+    <w:bookmarkEnd w:id="27"/>
+    <w:bookmarkStart w:id="28" w:name="Xc22a7dc3f121356fcc3ea798bec0506806f830a"/>
     <w:p>
       <w:pPr>
         <w:pStyle w:val="Heading2"/>
       </w:pPr>
       <w:r>
-        <w:t xml:space="preserve">Slide 19. Deployment plan for a ClimMaTech-type system</w:t>
+        <w:t xml:space="preserve">Slide 20. Flood risk in rupees and person-days</w:t>
+      </w:r>
+    </w:p>
+    <w:p>
+      <w:pPr>
+        <w:pStyle w:val="FirstParagraph"/>
+      </w:pPr>
+      <w:r>
+        <w:rPr>
+          <w:i/>
+          <w:iCs/>
+        </w:rPr>
+        <w:t xml:space="preserve">Presenter: Himanshu</w:t>
+      </w:r>
+    </w:p>
+    <w:p>
+      <w:pPr>
+        <w:pStyle w:val="BodyText"/>
+      </w:pPr>
+      <w:r>
+        <w:rPr>
+          <w:b/>
+          <w:bCs/>
+        </w:rPr>
+        <w:t xml:space="preserve">On the slide</w:t>
+      </w:r>
+    </w:p>
+    <w:p>
+      <w:pPr>
+        <w:pStyle w:val="Compact"/>
+        <w:numPr>
+          <w:ilvl w:val="0"/>
+          <w:numId w:val="1020"/>
+        </w:numPr>
+      </w:pPr>
+      <w:r>
+        <w:t xml:space="preserve">JRC depth–damage for houses, paddy at the 2025-26 MSP, 1997–2025 (29 years) of daily flows through the impact table</w:t>
+      </w:r>
+    </w:p>
+    <w:p>
+      <w:pPr>
+        <w:pStyle w:val="Compact"/>
+        <w:numPr>
+          <w:ilvl w:val="0"/>
+          <w:numId w:val="1020"/>
+        </w:numPr>
+      </w:pPr>
+      <w:r>
+        <w:t xml:space="preserve">Expected damage ≈ ₹17 crore a year (houses 4.2, paddy 12.9): a lower bound</w:t>
+      </w:r>
+    </w:p>
+    <w:p>
+      <w:pPr>
+        <w:pStyle w:val="Compact"/>
+        <w:numPr>
+          <w:ilvl w:val="0"/>
+          <w:numId w:val="1020"/>
+        </w:numPr>
+      </w:pPr>
+      <w:r>
+        <w:t xml:space="preserve">Average year: 438,978 person-days on flooded land, 131,511 without road access to any hospital</w:t>
+      </w:r>
+    </w:p>
+    <w:p>
+      <w:pPr>
+        <w:pStyle w:val="Compact"/>
+        <w:numPr>
+          <w:ilvl w:val="0"/>
+          <w:numId w:val="1020"/>
+        </w:numPr>
+      </w:pPr>
+      <w:r>
+        <w:t xml:space="preserve">Warnings would reach</w:t>
+      </w:r>
+      <w:r>
+        <w:t xml:space="preserve"> </w:t>
+      </w:r>
+      <w:r>
+        <w:t xml:space="preserve">‘Be prepared’</w:t>
+      </w:r>
+      <w:r>
+        <w:t xml:space="preserve"> </w:t>
+      </w:r>
+      <w:r>
+        <w:t xml:space="preserve">on 3.8 days a year: rare enough to be heeded</w:t>
+      </w:r>
+    </w:p>
+    <w:p>
+      <w:pPr>
+        <w:pStyle w:val="Compact"/>
+        <w:numPr>
+          <w:ilvl w:val="0"/>
+          <w:numId w:val="1020"/>
+        </w:numPr>
+      </w:pPr>
+      <w:r>
+        <w:t xml:space="preserve">Raising the ten critical roads (₹0.97 crore) saves 76,700 person-days of hospital access a year: benefit / cost ≈ 17 at the rural wage alone</w:t>
+      </w:r>
+    </w:p>
+    <w:p>
+      <w:pPr>
+        <w:pStyle w:val="Compact"/>
+        <w:numPr>
+          <w:ilvl w:val="0"/>
+          <w:numId w:val="1020"/>
+        </w:numPr>
+      </w:pPr>
+      <w:r>
+        <w:t xml:space="preserve">Hirakud: 1,000 m³/s off a 5-year peak keeps ~1,535 people dry</w:t>
+      </w:r>
+    </w:p>
+    <w:p>
+      <w:pPr>
+        <w:pStyle w:val="Compact"/>
+        <w:numPr>
+          <w:ilvl w:val="0"/>
+          <w:numId w:val="1020"/>
+        </w:numPr>
+      </w:pPr>
+      <w:r>
+        <w:t xml:space="preserve">24 h of warning cuts damage ~30 % (Global Commission on Adaptation): ~₹5 crore a year</w:t>
+      </w:r>
+    </w:p>
+    <w:p>
+      <w:pPr>
+        <w:pStyle w:val="Compact"/>
+        <w:numPr>
+          <w:ilvl w:val="0"/>
+          <w:numId w:val="1020"/>
+        </w:numPr>
+      </w:pPr>
+      <w:r>
+        <w:t xml:space="preserve">Field interviews check the house and crop losses</w:t>
+      </w:r>
+    </w:p>
+    <w:tbl>
+      <w:tblPr>
+        <w:tblStyle w:val="Table"/>
+        <w:tblW w:type="pct" w:w="5000"/>
+        <w:tblLayout w:type="fixed"/>
+        <w:tblLook w:firstRow="1" w:lastRow="0" w:firstColumn="0" w:lastColumn="0" w:noHBand="0" w:noVBand="0" w:val="0020"/>
+      </w:tblPr>
+      <w:tblGrid>
+        <w:gridCol w:w="1320"/>
+        <w:gridCol w:w="1320"/>
+        <w:gridCol w:w="1320"/>
+        <w:gridCol w:w="1320"/>
+        <w:gridCol w:w="1320"/>
+        <w:gridCol w:w="1320"/>
+      </w:tblGrid>
+      <w:tr>
+        <w:trPr>
+          <w:tblHeader w:val="on"/>
+        </w:trPr>
+        <w:tc>
+          <w:tcPr/>
+          <w:p>
+            <w:pPr>
+              <w:pStyle w:val="Compact"/>
+            </w:pPr>
+            <w:r>
+              <w:t xml:space="preserve">Flood</w:t>
+            </w:r>
+          </w:p>
+        </w:tc>
+        <w:tc>
+          <w:tcPr/>
+          <w:p>
+            <w:pPr>
+              <w:pStyle w:val="Compact"/>
+            </w:pPr>
+            <w:r>
+              <w:t xml:space="preserve">People on flooded land</w:t>
+            </w:r>
+          </w:p>
+        </w:tc>
+        <w:tc>
+          <w:tcPr/>
+          <w:p>
+            <w:pPr>
+              <w:pStyle w:val="Compact"/>
+            </w:pPr>
+            <w:r>
+              <w:t xml:space="preserve">Houses (₹ cr)</w:t>
+            </w:r>
+          </w:p>
+        </w:tc>
+        <w:tc>
+          <w:tcPr/>
+          <w:p>
+            <w:pPr>
+              <w:pStyle w:val="Compact"/>
+            </w:pPr>
+            <w:r>
+              <w:t xml:space="preserve">Paddy lost (ha)</w:t>
+            </w:r>
+          </w:p>
+        </w:tc>
+        <w:tc>
+          <w:tcPr/>
+          <w:p>
+            <w:pPr>
+              <w:pStyle w:val="Compact"/>
+            </w:pPr>
+            <w:r>
+              <w:t xml:space="preserve">Paddy (₹ cr)</w:t>
+            </w:r>
+          </w:p>
+        </w:tc>
+        <w:tc>
+          <w:tcPr/>
+          <w:p>
+            <w:pPr>
+              <w:pStyle w:val="Compact"/>
+            </w:pPr>
+            <w:r>
+              <w:t xml:space="preserve">Total (₹ cr)</w:t>
+            </w:r>
+          </w:p>
+        </w:tc>
+      </w:tr>
+      <w:tr>
+        <w:tc>
+          <w:tcPr/>
+          <w:p>
+            <w:pPr>
+              <w:pStyle w:val="Compact"/>
+            </w:pPr>
+            <w:r>
+              <w:t xml:space="preserve">2-year</w:t>
+            </w:r>
+          </w:p>
+        </w:tc>
+        <w:tc>
+          <w:tcPr/>
+          <w:p>
+            <w:pPr>
+              <w:pStyle w:val="Compact"/>
+            </w:pPr>
+            <w:r>
+              <w:t xml:space="preserve">7,837</w:t>
+            </w:r>
+          </w:p>
+        </w:tc>
+        <w:tc>
+          <w:tcPr/>
+          <w:p>
+            <w:pPr>
+              <w:pStyle w:val="Compact"/>
+            </w:pPr>
+            <w:r>
+              <w:t xml:space="preserve">2.9</w:t>
+            </w:r>
+          </w:p>
+        </w:tc>
+        <w:tc>
+          <w:tcPr/>
+          <w:p>
+            <w:pPr>
+              <w:pStyle w:val="Compact"/>
+            </w:pPr>
+            <w:r>
+              <w:t xml:space="preserve">985</w:t>
+            </w:r>
+          </w:p>
+        </w:tc>
+        <w:tc>
+          <w:tcPr/>
+          <w:p>
+            <w:pPr>
+              <w:pStyle w:val="Compact"/>
+            </w:pPr>
+            <w:r>
+              <w:t xml:space="preserve">4.8</w:t>
+            </w:r>
+          </w:p>
+        </w:tc>
+        <w:tc>
+          <w:tcPr/>
+          <w:p>
+            <w:pPr>
+              <w:pStyle w:val="Compact"/>
+            </w:pPr>
+            <w:r>
+              <w:t xml:space="preserve">7.8</w:t>
+            </w:r>
+          </w:p>
+        </w:tc>
+      </w:tr>
+      <w:tr>
+        <w:tc>
+          <w:tcPr/>
+          <w:p>
+            <w:pPr>
+              <w:pStyle w:val="Compact"/>
+            </w:pPr>
+            <w:r>
+              <w:t xml:space="preserve">5-year</w:t>
+            </w:r>
+          </w:p>
+        </w:tc>
+        <w:tc>
+          <w:tcPr/>
+          <w:p>
+            <w:pPr>
+              <w:pStyle w:val="Compact"/>
+            </w:pPr>
+            <w:r>
+              <w:t xml:space="preserve">25,384</w:t>
+            </w:r>
+          </w:p>
+        </w:tc>
+        <w:tc>
+          <w:tcPr/>
+          <w:p>
+            <w:pPr>
+              <w:pStyle w:val="Compact"/>
+            </w:pPr>
+            <w:r>
+              <w:t xml:space="preserve">9.7</w:t>
+            </w:r>
+          </w:p>
+        </w:tc>
+        <w:tc>
+          <w:tcPr/>
+          <w:p>
+            <w:pPr>
+              <w:pStyle w:val="Compact"/>
+            </w:pPr>
+            <w:r>
+              <w:t xml:space="preserve">6,579</w:t>
+            </w:r>
+          </w:p>
+        </w:tc>
+        <w:tc>
+          <w:tcPr/>
+          <w:p>
+            <w:pPr>
+              <w:pStyle w:val="Compact"/>
+            </w:pPr>
+            <w:r>
+              <w:t xml:space="preserve">32.4</w:t>
+            </w:r>
+          </w:p>
+        </w:tc>
+        <w:tc>
+          <w:tcPr/>
+          <w:p>
+            <w:pPr>
+              <w:pStyle w:val="Compact"/>
+            </w:pPr>
+            <w:r>
+              <w:t xml:space="preserve">42.2</w:t>
+            </w:r>
+          </w:p>
+        </w:tc>
+      </w:tr>
+      <w:tr>
+        <w:tc>
+          <w:tcPr/>
+          <w:p>
+            <w:pPr>
+              <w:pStyle w:val="Compact"/>
+            </w:pPr>
+            <w:r>
+              <w:t xml:space="preserve">10-year +</w:t>
+            </w:r>
+          </w:p>
+        </w:tc>
+        <w:tc>
+          <w:tcPr/>
+          <w:p>
+            <w:pPr>
+              <w:pStyle w:val="Compact"/>
+            </w:pPr>
+            <w:r>
+              <w:t xml:space="preserve">30,427</w:t>
+            </w:r>
+          </w:p>
+        </w:tc>
+        <w:tc>
+          <w:tcPr/>
+          <w:p>
+            <w:pPr>
+              <w:pStyle w:val="Compact"/>
+            </w:pPr>
+            <w:r>
+              <w:t xml:space="preserve">12.0</w:t>
+            </w:r>
+          </w:p>
+        </w:tc>
+        <w:tc>
+          <w:tcPr/>
+          <w:p>
+            <w:pPr>
+              <w:pStyle w:val="Compact"/>
+            </w:pPr>
+            <w:r>
+              <w:t xml:space="preserve">7,746</w:t>
+            </w:r>
+          </w:p>
+        </w:tc>
+        <w:tc>
+          <w:tcPr/>
+          <w:p>
+            <w:pPr>
+              <w:pStyle w:val="Compact"/>
+            </w:pPr>
+            <w:r>
+              <w:t xml:space="preserve">38.2</w:t>
+            </w:r>
+          </w:p>
+        </w:tc>
+        <w:tc>
+          <w:tcPr/>
+          <w:p>
+            <w:pPr>
+              <w:pStyle w:val="Compact"/>
+            </w:pPr>
+            <w:r>
+              <w:t xml:space="preserve">50.2</w:t>
+            </w:r>
+          </w:p>
+        </w:tc>
+      </w:tr>
+    </w:tbl>
+    <w:p>
+      <w:pPr>
+        <w:pStyle w:val="BodyText"/>
+      </w:pPr>
+      <w:r>
+        <w:rPr>
+          <w:b/>
+          <w:bCs/>
+        </w:rPr>
+        <w:t xml:space="preserve">What to say</w:t>
+      </w:r>
+    </w:p>
+    <w:p>
+      <w:pPr>
+        <w:pStyle w:val="BodyText"/>
+      </w:pPr>
+      <w:r>
+        <w:t xml:space="preserve">Depth times a published damage curve gives the houses damaged; flooded paddy at the support price gives the crop lost. Running every day since 1997 through the impact table gives an average year: at least the expected damage on the slide, and the person-days without a hospital. Raising ten roads repays its cost many times over; the field interviews check the losses.</w:t>
+      </w:r>
+    </w:p>
+    <w:bookmarkEnd w:id="28"/>
+    <w:bookmarkStart w:id="29" w:name="X7ce5a0286dde4834b6ad26283dd2d9f08f28153"/>
+    <w:p>
+      <w:pPr>
+        <w:pStyle w:val="Heading2"/>
+      </w:pPr>
+      <w:r>
+        <w:t xml:space="preserve">Slide 21. Deployment plan for a ClimMaTech-type system</w:t>
       </w:r>
     </w:p>
     <w:p>
@@ -4149,7 +4986,7 @@
         <w:pStyle w:val="Compact"/>
         <w:numPr>
           <w:ilvl w:val="0"/>
-          <w:numId w:val="1019"/>
+          <w:numId w:val="1021"/>
         </w:numPr>
       </w:pPr>
       <w:r>
@@ -4161,31 +4998,31 @@
         <w:pStyle w:val="Compact"/>
         <w:numPr>
           <w:ilvl w:val="0"/>
-          <w:numId w:val="1019"/>
-        </w:numPr>
-      </w:pPr>
-      <w:r>
-        <w:t xml:space="preserve">Exposed people (25-yr flood or ≥ 10 % frequency): 27,371</w:t>
-      </w:r>
-    </w:p>
-    <w:p>
-      <w:pPr>
-        <w:pStyle w:val="Compact"/>
-        <w:numPr>
-          <w:ilvl w:val="0"/>
-          <w:numId w:val="1019"/>
-        </w:numPr>
-      </w:pPr>
-      <w:r>
-        <w:t xml:space="preserve">40 sirens cover 34% / 49% / 62% at 1.0 / 1.5 / 2.0 km audible range</w:t>
-      </w:r>
-    </w:p>
-    <w:p>
-      <w:pPr>
-        <w:pStyle w:val="Compact"/>
-        <w:numPr>
-          <w:ilvl w:val="0"/>
-          <w:numId w:val="1019"/>
+          <w:numId w:val="1021"/>
+        </w:numPr>
+      </w:pPr>
+      <w:r>
+        <w:t xml:space="preserve">Exposed people (25-yr flood or ≥ 10 % frequency): 32,388</w:t>
+      </w:r>
+    </w:p>
+    <w:p>
+      <w:pPr>
+        <w:pStyle w:val="Compact"/>
+        <w:numPr>
+          <w:ilvl w:val="0"/>
+          <w:numId w:val="1021"/>
+        </w:numPr>
+      </w:pPr>
+      <w:r>
+        <w:t xml:space="preserve">40 sirens cover 32% / 48% / 62% at 1.0 / 1.5 / 2.0 km audible range</w:t>
+      </w:r>
+    </w:p>
+    <w:p>
+      <w:pPr>
+        <w:pStyle w:val="Compact"/>
+        <w:numPr>
+          <w:ilvl w:val="0"/>
+          <w:numId w:val="1021"/>
         </w:numPr>
       </w:pPr>
       <w:r>
@@ -4197,7 +5034,7 @@
         <w:pStyle w:val="Compact"/>
         <w:numPr>
           <w:ilvl w:val="0"/>
-          <w:numId w:val="1019"/>
+          <w:numId w:val="1021"/>
         </w:numPr>
       </w:pPr>
       <w:r>
@@ -4209,7 +5046,7 @@
         <w:pStyle w:val="Compact"/>
         <w:numPr>
           <w:ilvl w:val="0"/>
-          <w:numId w:val="1019"/>
+          <w:numId w:val="1021"/>
         </w:numPr>
       </w:pPr>
       <w:r>
@@ -4233,17 +5070,17 @@
         <w:pStyle w:val="BodyText"/>
       </w:pPr>
       <w:r>
-        <w:t xml:space="preserve">Sirens where exposed people live: 40 sirens reach 49% at 1.5 km, phones reach the rest. One radar gauge per distributary, on the bridge nearest Naraj whose approaches stay dry, measures how the flood splits.</w:t>
-      </w:r>
-    </w:p>
-    <w:bookmarkEnd w:id="27"/>
-    <w:bookmarkStart w:id="28" w:name="X9eccc982b571af4a741dd02f59c0e49a25c4b69"/>
+        <w:t xml:space="preserve">Sirens where exposed people live: 40 sirens reach 48% at 1.5 km, phones reach the rest. One radar gauge per distributary, on the bridge nearest Naraj whose approaches stay dry, measures how the flood splits.</w:t>
+      </w:r>
+    </w:p>
+    <w:bookmarkEnd w:id="29"/>
+    <w:bookmarkStart w:id="30" w:name="X6b1a264ddf95d62798c7817905e880e4f3d3f03"/>
     <w:p>
       <w:pPr>
         <w:pStyle w:val="Heading2"/>
       </w:pPr>
       <w:r>
-        <w:t xml:space="preserve">Slide 20. Implementation: forecast → bulletin in seconds</w:t>
+        <w:t xml:space="preserve">Slide 22. Implementation: forecast → bulletin in seconds</w:t>
       </w:r>
     </w:p>
     <w:p>
@@ -4275,7 +5112,7 @@
         <w:pStyle w:val="Compact"/>
         <w:numPr>
           <w:ilvl w:val="0"/>
-          <w:numId w:val="1020"/>
+          <w:numId w:val="1022"/>
         </w:numPr>
       </w:pPr>
       <w:r>
@@ -4287,7 +5124,7 @@
         <w:pStyle w:val="Compact"/>
         <w:numPr>
           <w:ilvl w:val="0"/>
-          <w:numId w:val="1020"/>
+          <w:numId w:val="1022"/>
         </w:numPr>
       </w:pPr>
       <w:r>
@@ -4299,97 +5136,55 @@
         <w:pStyle w:val="Compact"/>
         <w:numPr>
           <w:ilvl w:val="0"/>
-          <w:numId w:val="1020"/>
-        </w:numPr>
-      </w:pPr>
-      <w:r>
-        <w:t xml:space="preserve">(flow = highest daily flow over 5 days at Naraj, the measure the atlas is fitted on; method: trigger-discharge map, river flow only)</w:t>
-      </w:r>
-    </w:p>
-    <w:p>
-      <w:pPr>
-        <w:pStyle w:val="Compact"/>
-        <w:numPr>
-          <w:ilvl w:val="0"/>
-          <w:numId w:val="1020"/>
-        </w:numPr>
-      </w:pPr>
-      <w:r>
-        <w:t xml:space="preserve">Expected flooded land: 203 km2</w:t>
-      </w:r>
-    </w:p>
-    <w:p>
-      <w:pPr>
-        <w:pStyle w:val="Compact"/>
-        <w:numPr>
-          <w:ilvl w:val="0"/>
-          <w:numId w:val="1020"/>
-        </w:numPr>
-      </w:pPr>
-      <w:r>
-        <w:t xml:space="preserve">People living on that land: 22,545</w:t>
-      </w:r>
-    </w:p>
-    <w:p>
-      <w:pPr>
-        <w:pStyle w:val="Compact"/>
-        <w:numPr>
-          <w:ilvl w:val="0"/>
-          <w:numId w:val="1020"/>
-        </w:numPr>
-      </w:pPr>
-      <w:r>
-        <w:t xml:space="preserve">Settlements with at least 10 % of people on flooded land: 20</w:t>
-      </w:r>
-    </w:p>
-    <w:p>
-      <w:pPr>
-        <w:pStyle w:val="Compact"/>
-        <w:numPr>
-          <w:ilvl w:val="0"/>
-          <w:numId w:val="1020"/>
-        </w:numPr>
-      </w:pPr>
-    </w:p>
-    <w:p>
-      <w:pPr>
-        <w:pStyle w:val="Compact"/>
-        <w:numPr>
-          <w:ilvl w:val="1"/>
-          <w:numId w:val="1021"/>
-        </w:numPr>
-      </w:pPr>
-      <w:r>
-        <w:t xml:space="preserve">near Patkura (9.7 km): about 321 people (46% of 704) at 20.3133 N, 86.3615 E</w:t>
-      </w:r>
-    </w:p>
-    <w:p>
-      <w:pPr>
-        <w:pStyle w:val="Compact"/>
-        <w:numPr>
-          <w:ilvl w:val="0"/>
-          <w:numId w:val="1020"/>
-        </w:numPr>
-      </w:pPr>
-    </w:p>
-    <w:p>
-      <w:pPr>
-        <w:pStyle w:val="Compact"/>
-        <w:numPr>
-          <w:ilvl w:val="1"/>
           <w:numId w:val="1022"/>
         </w:numPr>
       </w:pPr>
       <w:r>
-        <w:t xml:space="preserve">near Biridi (1.4 km): about 309 people (54% of 574) at 20.3319 N, 86.0429 E</w:t>
-      </w:r>
-    </w:p>
-    <w:p>
-      <w:pPr>
-        <w:pStyle w:val="Compact"/>
-        <w:numPr>
-          <w:ilvl w:val="0"/>
-          <w:numId w:val="1020"/>
+        <w:t xml:space="preserve">(flow = highest daily flow over 3 days at Naraj, the measure the atlas is fitted on; method: trigger-discharge map, river flow only)</w:t>
+      </w:r>
+    </w:p>
+    <w:p>
+      <w:pPr>
+        <w:pStyle w:val="Compact"/>
+        <w:numPr>
+          <w:ilvl w:val="0"/>
+          <w:numId w:val="1022"/>
+        </w:numPr>
+      </w:pPr>
+      <w:r>
+        <w:t xml:space="preserve">Expected flooded land: 218 km2</w:t>
+      </w:r>
+    </w:p>
+    <w:p>
+      <w:pPr>
+        <w:pStyle w:val="Compact"/>
+        <w:numPr>
+          <w:ilvl w:val="0"/>
+          <w:numId w:val="1022"/>
+        </w:numPr>
+      </w:pPr>
+      <w:r>
+        <w:t xml:space="preserve">People living on that land: 25,384</w:t>
+      </w:r>
+    </w:p>
+    <w:p>
+      <w:pPr>
+        <w:pStyle w:val="Compact"/>
+        <w:numPr>
+          <w:ilvl w:val="0"/>
+          <w:numId w:val="1022"/>
+        </w:numPr>
+      </w:pPr>
+      <w:r>
+        <w:t xml:space="preserve">Settlements with at least 10 % of people on flooded land: 24</w:t>
+      </w:r>
+    </w:p>
+    <w:p>
+      <w:pPr>
+        <w:pStyle w:val="Compact"/>
+        <w:numPr>
+          <w:ilvl w:val="0"/>
+          <w:numId w:val="1022"/>
         </w:numPr>
       </w:pPr>
     </w:p>
@@ -4402,15 +5197,15 @@
         </w:numPr>
       </w:pPr>
       <w:r>
-        <w:t xml:space="preserve">near Bhattasagar Square (7.0 km): about 234 people (15% of 1,613) at 20.6301 N, 86.1248 E</w:t>
-      </w:r>
-    </w:p>
-    <w:p>
-      <w:pPr>
-        <w:pStyle w:val="Compact"/>
-        <w:numPr>
-          <w:ilvl w:val="0"/>
-          <w:numId w:val="1020"/>
+        <w:t xml:space="preserve">near Biridi (1.4 km): about 403 people (70% of 574) at 20.3319 N, 86.0429 E</w:t>
+      </w:r>
+    </w:p>
+    <w:p>
+      <w:pPr>
+        <w:pStyle w:val="Compact"/>
+        <w:numPr>
+          <w:ilvl w:val="0"/>
+          <w:numId w:val="1022"/>
         </w:numPr>
       </w:pPr>
     </w:p>
@@ -4423,15 +5218,15 @@
         </w:numPr>
       </w:pPr>
       <w:r>
-        <w:t xml:space="preserve">near Patkura (2.7 km): about 152 people (24% of 647) at 20.4002 N, 86.3823 E</w:t>
-      </w:r>
-    </w:p>
-    <w:p>
-      <w:pPr>
-        <w:pStyle w:val="Compact"/>
-        <w:numPr>
-          <w:ilvl w:val="0"/>
-          <w:numId w:val="1020"/>
+        <w:t xml:space="preserve">near Patkura (9.7 km): about 341 people (48% of 704) at 20.3133 N, 86.3615 E</w:t>
+      </w:r>
+    </w:p>
+    <w:p>
+      <w:pPr>
+        <w:pStyle w:val="Compact"/>
+        <w:numPr>
+          <w:ilvl w:val="0"/>
+          <w:numId w:val="1022"/>
         </w:numPr>
       </w:pPr>
     </w:p>
@@ -4444,15 +5239,15 @@
         </w:numPr>
       </w:pPr>
       <w:r>
-        <w:t xml:space="preserve">near Patkura (1.5 km): about 78 people (28% of 281) at 20.3855 N, 86.3917 E</w:t>
-      </w:r>
-    </w:p>
-    <w:p>
-      <w:pPr>
-        <w:pStyle w:val="Compact"/>
-        <w:numPr>
-          <w:ilvl w:val="0"/>
-          <w:numId w:val="1020"/>
+        <w:t xml:space="preserve">near Bhattasagar Square (7.0 km): about 263 people (16% of 1,613) at 20.6301 N, 86.1248 E</w:t>
+      </w:r>
+    </w:p>
+    <w:p>
+      <w:pPr>
+        <w:pStyle w:val="Compact"/>
+        <w:numPr>
+          <w:ilvl w:val="0"/>
+          <w:numId w:val="1022"/>
         </w:numPr>
       </w:pPr>
     </w:p>
@@ -4465,15 +5260,57 @@
         </w:numPr>
       </w:pPr>
       <w:r>
-        <w:t xml:space="preserve">near Dhuria (8.6 km): about 76 people (14% of 529) at 20.4610 N, 86.3444 E</w:t>
-      </w:r>
-    </w:p>
-    <w:p>
-      <w:pPr>
-        <w:pStyle w:val="Compact"/>
-        <w:numPr>
-          <w:ilvl w:val="0"/>
-          <w:numId w:val="1020"/>
+        <w:t xml:space="preserve">near Choudwar (4.0 km): about 143 people (21% of 694) at 20.5588 N, 85.8918 E</w:t>
+      </w:r>
+    </w:p>
+    <w:p>
+      <w:pPr>
+        <w:pStyle w:val="Compact"/>
+        <w:numPr>
+          <w:ilvl w:val="0"/>
+          <w:numId w:val="1022"/>
+        </w:numPr>
+      </w:pPr>
+    </w:p>
+    <w:p>
+      <w:pPr>
+        <w:pStyle w:val="Compact"/>
+        <w:numPr>
+          <w:ilvl w:val="1"/>
+          <w:numId w:val="1027"/>
+        </w:numPr>
+      </w:pPr>
+      <w:r>
+        <w:t xml:space="preserve">near Patkura (2.7 km): about 129 people (20% of 647) at 20.4002 N, 86.3823 E</w:t>
+      </w:r>
+    </w:p>
+    <w:p>
+      <w:pPr>
+        <w:pStyle w:val="Compact"/>
+        <w:numPr>
+          <w:ilvl w:val="0"/>
+          <w:numId w:val="1022"/>
+        </w:numPr>
+      </w:pPr>
+    </w:p>
+    <w:p>
+      <w:pPr>
+        <w:pStyle w:val="Compact"/>
+        <w:numPr>
+          <w:ilvl w:val="1"/>
+          <w:numId w:val="1028"/>
+        </w:numPr>
+      </w:pPr>
+      <w:r>
+        <w:t xml:space="preserve">near Patkura (1.5 km): about 90 people (32% of 281) at 20.3855 N, 86.3917 E</w:t>
+      </w:r>
+    </w:p>
+    <w:p>
+      <w:pPr>
+        <w:pStyle w:val="Compact"/>
+        <w:numPr>
+          <w:ilvl w:val="0"/>
+          <w:numId w:val="1022"/>
         </w:numPr>
       </w:pPr>
       <w:r>
@@ -4485,7 +5322,7 @@
         <w:pStyle w:val="Compact"/>
         <w:numPr>
           <w:ilvl w:val="0"/>
-          <w:numId w:val="1020"/>
+          <w:numId w:val="1022"/>
         </w:numPr>
       </w:pPr>
       <w:r>
@@ -4497,7 +5334,7 @@
         <w:pStyle w:val="Compact"/>
         <w:numPr>
           <w:ilvl w:val="0"/>
-          <w:numId w:val="1020"/>
+          <w:numId w:val="1022"/>
         </w:numPr>
       </w:pPr>
       <w:r>
@@ -4509,7 +5346,7 @@
         <w:pStyle w:val="Compact"/>
         <w:numPr>
           <w:ilvl w:val="0"/>
-          <w:numId w:val="1020"/>
+          <w:numId w:val="1022"/>
         </w:numPr>
       </w:pPr>
       <w:r>
@@ -4539,17 +5376,17 @@
         <w:pStyle w:val="BodyText"/>
       </w:pPr>
       <w:r>
-        <w:t xml:space="preserve">A forecast flow goes in; a flood map, the settlements to warn and the roads under water come out in seconds, plus a CAP alert the Rakshak Control Centre can take (24 alert areas for the 25-year flow). The map viewer shows every scenario.</w:t>
-      </w:r>
-    </w:p>
-    <w:bookmarkEnd w:id="28"/>
-    <w:bookmarkStart w:id="29" w:name="Xf5768063a50fa2f644230a620e6f3b3042581b2"/>
+        <w:t xml:space="preserve">A forecast flow goes in; a flood map, the settlements to warn and the roads under water come out in seconds, plus a CAP alert the Rakshak Control Centre can take (32 alert areas for the 25-year flow). The map viewer shows every scenario.</w:t>
+      </w:r>
+    </w:p>
+    <w:bookmarkEnd w:id="30"/>
+    <w:bookmarkStart w:id="31" w:name="X5874909cd5af42958348690a8d78e2ce8c0d8a7"/>
     <w:p>
       <w:pPr>
         <w:pStyle w:val="Heading2"/>
       </w:pPr>
       <w:r>
-        <w:t xml:space="preserve">Slide 21. What ClimMaTech’s system lacks, and what we add</w:t>
+        <w:t xml:space="preserve">Slide 23. Live warnings from today’s forecast</w:t>
       </w:r>
     </w:p>
     <w:p>
@@ -4581,7 +5418,1112 @@
         <w:pStyle w:val="Compact"/>
         <w:numPr>
           <w:ilvl w:val="0"/>
-          <w:numId w:val="1027"/>
+          <w:numId w:val="1029"/>
+        </w:numPr>
+      </w:pPr>
+      <w:r>
+        <w:t xml:space="preserve">python live/run_live.py · issued 2026-10-31 01:58 IST · GloFAS ensemble, ECMWF rain, NDMA SACHET, CWC, Sentinel-1</w:t>
+      </w:r>
+    </w:p>
+    <w:p>
+      <w:pPr>
+        <w:pStyle w:val="Compact"/>
+        <w:numPr>
+          <w:ilvl w:val="0"/>
+          <w:numId w:val="1029"/>
+        </w:numPr>
+      </w:pPr>
+      <w:r>
+        <w:t xml:space="preserve">Today: No flood impact · Naraj 2,923 m³/s, peak 3,810 m³/s on 2026-11-01 (wettest runs 3,836)</w:t>
+      </w:r>
+    </w:p>
+    <w:p>
+      <w:pPr>
+        <w:pStyle w:val="Compact"/>
+        <w:numPr>
+          <w:ilvl w:val="0"/>
+          <w:numId w:val="1029"/>
+        </w:numPr>
+      </w:pPr>
+      <w:r>
+        <w:t xml:space="preserve">Official: Moderate Rain, Thundershower with wind speed 30-40kmph is very likely to occur at many places over Anugul, Bal…</w:t>
+      </w:r>
+    </w:p>
+    <w:p>
+      <w:pPr>
+        <w:pStyle w:val="Compact"/>
+        <w:numPr>
+          <w:ilvl w:val="0"/>
+          <w:numId w:val="1029"/>
+        </w:numPr>
+      </w:pPr>
+      <w:r>
+        <w:t xml:space="preserve">Official: Moderate Rain with squally wind 30-40 kmph is very likely to occur at isolated places over Baleshwar, Bhadrak…</w:t>
+      </w:r>
+    </w:p>
+    <w:p>
+      <w:pPr>
+        <w:pStyle w:val="Compact"/>
+        <w:numPr>
+          <w:ilvl w:val="0"/>
+          <w:numId w:val="1029"/>
+        </w:numPr>
+      </w:pPr>
+      <w:r>
+        <w:t xml:space="preserve">51 GloFAS runs → flow per day → flow–impact table → people, villages, hospital access per run</w:t>
+      </w:r>
+    </w:p>
+    <w:p>
+      <w:pPr>
+        <w:pStyle w:val="Compact"/>
+        <w:numPr>
+          <w:ilvl w:val="0"/>
+          <w:numId w:val="1029"/>
+        </w:numPr>
+      </w:pPr>
+      <w:r>
+        <w:t xml:space="preserve">Levels set by impact, beyond the ordinary monsoon; at Naraj Be aware 12,250, Be prepared 18,500, Act now 21,250 m³/s</w:t>
+      </w:r>
+    </w:p>
+    <w:p>
+      <w:pPr>
+        <w:pStyle w:val="Compact"/>
+        <w:numPr>
+          <w:ilvl w:val="0"/>
+          <w:numId w:val="1029"/>
+        </w:numPr>
+      </w:pPr>
+      <w:r>
+        <w:t xml:space="preserve">Villages named with the day they flood or lose their hospital; CAP 1.2 alert + Atom feed for the Rakshak Control Centre</w:t>
+      </w:r>
+    </w:p>
+    <w:p>
+      <w:pPr>
+        <w:pStyle w:val="Compact"/>
+        <w:numPr>
+          <w:ilvl w:val="0"/>
+          <w:numId w:val="1029"/>
+        </w:numPr>
+      </w:pPr>
+      <w:r>
+        <w:t xml:space="preserve">Plugins fail soft; about 15 s per basin on a laptop</w:t>
+      </w:r>
+    </w:p>
+    <w:tbl>
+      <w:tblPr>
+        <w:tblStyle w:val="Table"/>
+        <w:tblW w:type="auto" w:w="0"/>
+        <w:tblLook w:firstRow="1" w:lastRow="0" w:firstColumn="0" w:lastColumn="0" w:noHBand="0" w:noVBand="0" w:val="0020"/>
+      </w:tblPr>
+      <w:tblGrid>
+        <w:gridCol w:w="1980"/>
+        <w:gridCol w:w="1980"/>
+        <w:gridCol w:w="1980"/>
+        <w:gridCol w:w="1980"/>
+      </w:tblGrid>
+      <w:tr>
+        <w:trPr>
+          <w:tblHeader w:val="on"/>
+        </w:trPr>
+        <w:tc>
+          <w:tcPr/>
+          <w:p>
+            <w:pPr>
+              <w:pStyle w:val="Compact"/>
+            </w:pPr>
+            <w:r>
+              <w:t xml:space="preserve">Basin</w:t>
+            </w:r>
+          </w:p>
+        </w:tc>
+        <w:tc>
+          <w:tcPr/>
+          <w:p>
+            <w:pPr>
+              <w:pStyle w:val="Compact"/>
+            </w:pPr>
+            <w:r>
+              <w:t xml:space="preserve">Today (m³/s)</w:t>
+            </w:r>
+          </w:p>
+        </w:tc>
+        <w:tc>
+          <w:tcPr/>
+          <w:p>
+            <w:pPr>
+              <w:pStyle w:val="Compact"/>
+            </w:pPr>
+            <w:r>
+              <w:t xml:space="preserve">10-day peak</w:t>
+            </w:r>
+          </w:p>
+        </w:tc>
+        <w:tc>
+          <w:tcPr/>
+          <w:p>
+            <w:pPr>
+              <w:pStyle w:val="Compact"/>
+            </w:pPr>
+            <w:r>
+              <w:t xml:space="preserve">Level</w:t>
+            </w:r>
+          </w:p>
+        </w:tc>
+      </w:tr>
+      <w:tr>
+        <w:tc>
+          <w:tcPr/>
+          <w:p>
+            <w:pPr>
+              <w:pStyle w:val="Compact"/>
+            </w:pPr>
+            <w:r>
+              <w:t xml:space="preserve">Mahanadi</w:t>
+            </w:r>
+          </w:p>
+        </w:tc>
+        <w:tc>
+          <w:tcPr/>
+          <w:p>
+            <w:pPr>
+              <w:pStyle w:val="Compact"/>
+            </w:pPr>
+            <w:r>
+              <w:t xml:space="preserve">2,923</w:t>
+            </w:r>
+          </w:p>
+        </w:tc>
+        <w:tc>
+          <w:tcPr/>
+          <w:p>
+            <w:pPr>
+              <w:pStyle w:val="Compact"/>
+            </w:pPr>
+            <w:r>
+              <w:t xml:space="preserve">3,810</w:t>
+            </w:r>
+          </w:p>
+        </w:tc>
+        <w:tc>
+          <w:tcPr/>
+          <w:p>
+            <w:pPr>
+              <w:pStyle w:val="Compact"/>
+            </w:pPr>
+            <w:r>
+              <w:t xml:space="preserve">No flood impact</w:t>
+            </w:r>
+          </w:p>
+        </w:tc>
+      </w:tr>
+      <w:tr>
+        <w:tc>
+          <w:tcPr/>
+          <w:p>
+            <w:pPr>
+              <w:pStyle w:val="Compact"/>
+            </w:pPr>
+            <w:r>
+              <w:t xml:space="preserve">Brahmani–Baitarani</w:t>
+            </w:r>
+          </w:p>
+        </w:tc>
+        <w:tc>
+          <w:tcPr/>
+          <w:p>
+            <w:pPr>
+              <w:pStyle w:val="Compact"/>
+            </w:pPr>
+            <w:r>
+              <w:t xml:space="preserve">442</w:t>
+            </w:r>
+          </w:p>
+        </w:tc>
+        <w:tc>
+          <w:tcPr/>
+          <w:p>
+            <w:pPr>
+              <w:pStyle w:val="Compact"/>
+            </w:pPr>
+            <w:r>
+              <w:t xml:space="preserve">648</w:t>
+            </w:r>
+          </w:p>
+        </w:tc>
+        <w:tc>
+          <w:tcPr/>
+          <w:p>
+            <w:pPr>
+              <w:pStyle w:val="Compact"/>
+            </w:pPr>
+            <w:r>
+              <w:t xml:space="preserve">No flood impact</w:t>
+            </w:r>
+          </w:p>
+        </w:tc>
+      </w:tr>
+      <w:tr>
+        <w:tc>
+          <w:tcPr/>
+          <w:p>
+            <w:pPr>
+              <w:pStyle w:val="Compact"/>
+            </w:pPr>
+            <w:r>
+              <w:t xml:space="preserve">Brahmaputra at Majuli</w:t>
+            </w:r>
+          </w:p>
+        </w:tc>
+        <w:tc>
+          <w:tcPr/>
+          <w:p>
+            <w:pPr>
+              <w:pStyle w:val="Compact"/>
+            </w:pPr>
+            <w:r>
+              <w:t xml:space="preserve">2,971</w:t>
+            </w:r>
+          </w:p>
+        </w:tc>
+        <w:tc>
+          <w:tcPr/>
+          <w:p>
+            <w:pPr>
+              <w:pStyle w:val="Compact"/>
+            </w:pPr>
+            <w:r>
+              <w:t xml:space="preserve">2,971</w:t>
+            </w:r>
+          </w:p>
+        </w:tc>
+        <w:tc>
+          <w:tcPr/>
+          <w:p>
+            <w:pPr>
+              <w:pStyle w:val="Compact"/>
+            </w:pPr>
+            <w:r>
+              <w:t xml:space="preserve">No flood impact</w:t>
+            </w:r>
+          </w:p>
+        </w:tc>
+      </w:tr>
+    </w:tbl>
+    <w:p>
+      <w:pPr>
+        <w:pStyle w:val="BodyText"/>
+      </w:pPr>
+      <w:r>
+        <w:rPr>
+          <w:b/>
+          <w:bCs/>
+        </w:rPr>
+        <w:t xml:space="preserve">What to say</w:t>
+      </w:r>
+    </w:p>
+    <w:p>
+      <w:pPr>
+        <w:pStyle w:val="BodyText"/>
+      </w:pPr>
+      <w:r>
+        <w:t xml:space="preserve">Show today’s run: 51 GloFAS runs become flows at Naraj, the flow–impact table turns them into people, villages and hospital access, and the level comes from the impact. Point at the villages with their first flood day, the official alerts the feed picked up, and the CAP alert and Atom feed the control centre can subscribe to. It runs in about 15 seconds.</w:t>
+      </w:r>
+    </w:p>
+    <w:bookmarkEnd w:id="31"/>
+    <w:bookmarkStart w:id="32" w:name="X84780239f44913289d7ca88571c6205981c32ad"/>
+    <w:p>
+      <w:pPr>
+        <w:pStyle w:val="Heading2"/>
+      </w:pPr>
+      <w:r>
+        <w:t xml:space="preserve">Slide 24. Replay: the feed on the morning of 2022-08-14</w:t>
+      </w:r>
+    </w:p>
+    <w:p>
+      <w:pPr>
+        <w:pStyle w:val="FirstParagraph"/>
+      </w:pPr>
+      <w:r>
+        <w:rPr>
+          <w:i/>
+          <w:iCs/>
+        </w:rPr>
+        <w:t xml:space="preserve">Presenter: Himanshu</w:t>
+      </w:r>
+    </w:p>
+    <w:p>
+      <w:pPr>
+        <w:pStyle w:val="BodyText"/>
+      </w:pPr>
+      <w:r>
+        <w:rPr>
+          <w:b/>
+          <w:bCs/>
+        </w:rPr>
+        <w:t xml:space="preserve">On the slide</w:t>
+      </w:r>
+    </w:p>
+    <w:p>
+      <w:pPr>
+        <w:pStyle w:val="Compact"/>
+        <w:numPr>
+          <w:ilvl w:val="0"/>
+          <w:numId w:val="1030"/>
+        </w:numPr>
+      </w:pPr>
+      <w:r>
+        <w:t xml:space="preserve">python live/run_live.py –replay 2022-08-14 · the largest flood of the radar era, with the flows that came</w:t>
+      </w:r>
+    </w:p>
+    <w:p>
+      <w:pPr>
+        <w:pStyle w:val="Compact"/>
+        <w:numPr>
+          <w:ilvl w:val="0"/>
+          <w:numId w:val="1030"/>
+        </w:numPr>
+      </w:pPr>
+      <w:r>
+        <w:t xml:space="preserve">Level Act now: Naraj peak 28,378 m³/s on 2022-08-18</w:t>
+      </w:r>
+    </w:p>
+    <w:p>
+      <w:pPr>
+        <w:pStyle w:val="Compact"/>
+        <w:numPr>
+          <w:ilvl w:val="0"/>
+          <w:numId w:val="1030"/>
+        </w:numPr>
+      </w:pPr>
+      <w:r>
+        <w:t xml:space="preserve">31 villages named with the day the water reaches them; 41 lose every hospital from 2022-08-16</w:t>
+      </w:r>
+    </w:p>
+    <w:p>
+      <w:pPr>
+        <w:pStyle w:val="Compact"/>
+        <w:numPr>
+          <w:ilvl w:val="0"/>
+          <w:numId w:val="1030"/>
+        </w:numPr>
+      </w:pPr>
+      <w:r>
+        <w:t xml:space="preserve">Upstream-gauge model (without 2022): 08-15 16,254, 08-16 20,554, 08-17 21,327 m³/s:</w:t>
+      </w:r>
+      <w:r>
+        <w:t xml:space="preserve"> </w:t>
+      </w:r>
+      <w:r>
+        <w:t xml:space="preserve">‘Act now’</w:t>
+      </w:r>
+      <w:r>
+        <w:t xml:space="preserve"> </w:t>
+      </w:r>
+      <w:r>
+        <w:t xml:space="preserve">3 days ahead</w:t>
+      </w:r>
+    </w:p>
+    <w:p>
+      <w:pPr>
+        <w:pStyle w:val="Compact"/>
+        <w:numPr>
+          <w:ilvl w:val="0"/>
+          <w:numId w:val="1030"/>
+        </w:numPr>
+      </w:pPr>
+      <w:r>
+        <w:t xml:space="preserve">More land flooded after a week of heavy rain than at the river crest: the case for the rain-aware model</w:t>
+      </w:r>
+    </w:p>
+    <w:tbl>
+      <w:tblPr>
+        <w:tblStyle w:val="Table"/>
+        <w:tblW w:type="auto" w:w="0"/>
+        <w:tblLook w:firstRow="1" w:lastRow="0" w:firstColumn="0" w:lastColumn="0" w:noHBand="0" w:noVBand="0" w:val="0020"/>
+      </w:tblPr>
+      <w:tblGrid>
+        <w:gridCol w:w="1584"/>
+        <w:gridCol w:w="1584"/>
+        <w:gridCol w:w="1584"/>
+        <w:gridCol w:w="1584"/>
+        <w:gridCol w:w="1584"/>
+      </w:tblGrid>
+      <w:tr>
+        <w:trPr>
+          <w:tblHeader w:val="on"/>
+        </w:trPr>
+        <w:tc>
+          <w:tcPr/>
+          <w:p>
+            <w:pPr>
+              <w:pStyle w:val="Compact"/>
+            </w:pPr>
+            <w:r>
+              <w:t xml:space="preserve">Radar pass</w:t>
+            </w:r>
+          </w:p>
+        </w:tc>
+        <w:tc>
+          <w:tcPr/>
+          <w:p>
+            <w:pPr>
+              <w:pStyle w:val="Compact"/>
+            </w:pPr>
+            <w:r>
+              <w:t xml:space="preserve">Flow (m³/s)</w:t>
+            </w:r>
+          </w:p>
+        </w:tc>
+        <w:tc>
+          <w:tcPr/>
+          <w:p>
+            <w:pPr>
+              <w:pStyle w:val="Compact"/>
+            </w:pPr>
+            <w:r>
+              <w:t xml:space="preserve">Box imaged</w:t>
+            </w:r>
+          </w:p>
+        </w:tc>
+        <w:tc>
+          <w:tcPr/>
+          <w:p>
+            <w:pPr>
+              <w:pStyle w:val="Compact"/>
+            </w:pPr>
+            <w:r>
+              <w:t xml:space="preserve">Expected (km²)</w:t>
+            </w:r>
+          </w:p>
+        </w:tc>
+        <w:tc>
+          <w:tcPr/>
+          <w:p>
+            <w:pPr>
+              <w:pStyle w:val="Compact"/>
+            </w:pPr>
+            <w:r>
+              <w:t xml:space="preserve">Seen (km²)</w:t>
+            </w:r>
+          </w:p>
+        </w:tc>
+      </w:tr>
+      <w:tr>
+        <w:tc>
+          <w:tcPr/>
+          <w:p>
+            <w:pPr>
+              <w:pStyle w:val="Compact"/>
+            </w:pPr>
+            <w:r>
+              <w:t xml:space="preserve">2022-08-16</w:t>
+            </w:r>
+          </w:p>
+        </w:tc>
+        <w:tc>
+          <w:tcPr/>
+          <w:p>
+            <w:pPr>
+              <w:pStyle w:val="Compact"/>
+            </w:pPr>
+            <w:r>
+              <w:t xml:space="preserve">24,603</w:t>
+            </w:r>
+          </w:p>
+        </w:tc>
+        <w:tc>
+          <w:tcPr/>
+          <w:p>
+            <w:pPr>
+              <w:pStyle w:val="Compact"/>
+            </w:pPr>
+            <w:r>
+              <w:t xml:space="preserve">71%</w:t>
+            </w:r>
+          </w:p>
+        </w:tc>
+        <w:tc>
+          <w:tcPr/>
+          <w:p>
+            <w:pPr>
+              <w:pStyle w:val="Compact"/>
+            </w:pPr>
+            <w:r>
+              <w:t xml:space="preserve">218</w:t>
+            </w:r>
+          </w:p>
+        </w:tc>
+        <w:tc>
+          <w:tcPr/>
+          <w:p>
+            <w:pPr>
+              <w:pStyle w:val="Compact"/>
+            </w:pPr>
+            <w:r>
+              <w:t xml:space="preserve">280</w:t>
+            </w:r>
+          </w:p>
+        </w:tc>
+      </w:tr>
+      <w:tr>
+        <w:tc>
+          <w:tcPr/>
+          <w:p>
+            <w:pPr>
+              <w:pStyle w:val="Compact"/>
+            </w:pPr>
+            <w:r>
+              <w:t xml:space="preserve">2022-08-18</w:t>
+            </w:r>
+          </w:p>
+        </w:tc>
+        <w:tc>
+          <w:tcPr/>
+          <w:p>
+            <w:pPr>
+              <w:pStyle w:val="Compact"/>
+            </w:pPr>
+            <w:r>
+              <w:t xml:space="preserve">28,378</w:t>
+            </w:r>
+          </w:p>
+        </w:tc>
+        <w:tc>
+          <w:tcPr/>
+          <w:p>
+            <w:pPr>
+              <w:pStyle w:val="Compact"/>
+            </w:pPr>
+            <w:r>
+              <w:t xml:space="preserve">100%</w:t>
+            </w:r>
+          </w:p>
+        </w:tc>
+        <w:tc>
+          <w:tcPr/>
+          <w:p>
+            <w:pPr>
+              <w:pStyle w:val="Compact"/>
+            </w:pPr>
+            <w:r>
+              <w:t xml:space="preserve">240</w:t>
+            </w:r>
+          </w:p>
+        </w:tc>
+        <w:tc>
+          <w:tcPr/>
+          <w:p>
+            <w:pPr>
+              <w:pStyle w:val="Compact"/>
+            </w:pPr>
+            <w:r>
+              <w:t xml:space="preserve">125</w:t>
+            </w:r>
+          </w:p>
+        </w:tc>
+      </w:tr>
+      <w:tr>
+        <w:tc>
+          <w:tcPr/>
+          <w:p>
+            <w:pPr>
+              <w:pStyle w:val="Compact"/>
+            </w:pPr>
+            <w:r>
+              <w:t xml:space="preserve">2022-08-21</w:t>
+            </w:r>
+          </w:p>
+        </w:tc>
+        <w:tc>
+          <w:tcPr/>
+          <w:p>
+            <w:pPr>
+              <w:pStyle w:val="Compact"/>
+            </w:pPr>
+            <w:r>
+              <w:t xml:space="preserve">26,914</w:t>
+            </w:r>
+          </w:p>
+        </w:tc>
+        <w:tc>
+          <w:tcPr/>
+          <w:p>
+            <w:pPr>
+              <w:pStyle w:val="Compact"/>
+            </w:pPr>
+            <w:r>
+              <w:t xml:space="preserve">90%</w:t>
+            </w:r>
+          </w:p>
+        </w:tc>
+        <w:tc>
+          <w:tcPr/>
+          <w:p>
+            <w:pPr>
+              <w:pStyle w:val="Compact"/>
+            </w:pPr>
+            <w:r>
+              <w:t xml:space="preserve">228</w:t>
+            </w:r>
+          </w:p>
+        </w:tc>
+        <w:tc>
+          <w:tcPr/>
+          <w:p>
+            <w:pPr>
+              <w:pStyle w:val="Compact"/>
+            </w:pPr>
+            <w:r>
+              <w:t xml:space="preserve">67</w:t>
+            </w:r>
+          </w:p>
+        </w:tc>
+      </w:tr>
+    </w:tbl>
+    <w:p>
+      <w:pPr>
+        <w:pStyle w:val="BodyText"/>
+      </w:pPr>
+      <w:r>
+        <w:rPr>
+          <w:b/>
+          <w:bCs/>
+        </w:rPr>
+        <w:t xml:space="preserve">What to say</w:t>
+      </w:r>
+    </w:p>
+    <w:p>
+      <w:pPr>
+        <w:pStyle w:val="BodyText"/>
+      </w:pPr>
+      <w:r>
+        <w:t xml:space="preserve">Today is quiet, so here is the feed on the morning of the largest flood of the radar era. With the flows that came it says</w:t>
+      </w:r>
+      <w:r>
+        <w:t xml:space="preserve"> </w:t>
+      </w:r>
+      <w:r>
+        <w:t xml:space="preserve">‘Act now’</w:t>
+      </w:r>
+      <w:r>
+        <w:t xml:space="preserve"> </w:t>
+      </w:r>
+      <w:r>
+        <w:t xml:space="preserve">four days before the crest and names the villages with dates. The upstream model, which never saw 2022, under-forecasts the steep rise but still says</w:t>
+      </w:r>
+      <w:r>
+        <w:t xml:space="preserve"> </w:t>
+      </w:r>
+      <w:r>
+        <w:t xml:space="preserve">‘Act now’</w:t>
+      </w:r>
+      <w:r>
+        <w:t xml:space="preserve"> </w:t>
+      </w:r>
+      <w:r>
+        <w:t xml:space="preserve">three days ahead. The radar table shows the honest part: rain flooded more land before the crest than the crest itself.</w:t>
+      </w:r>
+    </w:p>
+    <w:bookmarkEnd w:id="32"/>
+    <w:bookmarkStart w:id="33" w:name="Xdf419e75a8eb33a881c144952986fa3c75273c3"/>
+    <w:p>
+      <w:pPr>
+        <w:pStyle w:val="Heading2"/>
+      </w:pPr>
+      <w:r>
+        <w:t xml:space="preserve">Slide 25. The same pipeline on two more basins</w:t>
+      </w:r>
+    </w:p>
+    <w:p>
+      <w:pPr>
+        <w:pStyle w:val="FirstParagraph"/>
+      </w:pPr>
+      <w:r>
+        <w:rPr>
+          <w:i/>
+          <w:iCs/>
+        </w:rPr>
+        <w:t xml:space="preserve">Presenter: Prakhar</w:t>
+      </w:r>
+    </w:p>
+    <w:p>
+      <w:pPr>
+        <w:pStyle w:val="BodyText"/>
+      </w:pPr>
+      <w:r>
+        <w:rPr>
+          <w:b/>
+          <w:bCs/>
+        </w:rPr>
+        <w:t xml:space="preserve">On the slide</w:t>
+      </w:r>
+    </w:p>
+    <w:p>
+      <w:pPr>
+        <w:pStyle w:val="Compact"/>
+        <w:numPr>
+          <w:ilvl w:val="0"/>
+          <w:numId w:val="1031"/>
+        </w:numPr>
+      </w:pPr>
+      <w:r>
+        <w:t xml:space="preserve">A box, a gauge and the flood season set up a basin; every Sentinel-1 pass since 2017, same radar models</w:t>
+      </w:r>
+    </w:p>
+    <w:p>
+      <w:pPr>
+        <w:pStyle w:val="Compact"/>
+        <w:numPr>
+          <w:ilvl w:val="0"/>
+          <w:numId w:val="1031"/>
+        </w:numPr>
+      </w:pPr>
+      <w:r>
+        <w:t xml:space="preserve">Mahanadi delta</w:t>
+      </w:r>
+    </w:p>
+    <w:p>
+      <w:pPr>
+        <w:pStyle w:val="Compact"/>
+        <w:numPr>
+          <w:ilvl w:val="0"/>
+          <w:numId w:val="1031"/>
+        </w:numPr>
+      </w:pPr>
+      <w:r>
+        <w:t xml:space="preserve">Brahmani–Baitarani delta</w:t>
+      </w:r>
+    </w:p>
+    <w:p>
+      <w:pPr>
+        <w:pStyle w:val="Compact"/>
+        <w:numPr>
+          <w:ilvl w:val="0"/>
+          <w:numId w:val="1031"/>
+        </w:numPr>
+      </w:pPr>
+      <w:r>
+        <w:t xml:space="preserve">Brahmaputra at Majuli</w:t>
+      </w:r>
+    </w:p>
+    <w:p>
+      <w:pPr>
+        <w:pStyle w:val="Compact"/>
+        <w:numPr>
+          <w:ilvl w:val="0"/>
+          <w:numId w:val="1031"/>
+        </w:numPr>
+      </w:pPr>
+      <w:r>
+        <w:t xml:space="preserve">≥: the 25-year flow is above the largest flow on a radar pass, so the map is a lower bound. Maps: how often each pixel flooded, 2017–2026.</w:t>
+      </w:r>
+    </w:p>
+    <w:tbl>
+      <w:tblPr>
+        <w:tblStyle w:val="Table"/>
+        <w:tblW w:type="pct" w:w="5000"/>
+        <w:tblLayout w:type="fixed"/>
+        <w:tblLook w:firstRow="1" w:lastRow="0" w:firstColumn="0" w:lastColumn="0" w:noHBand="0" w:noVBand="0" w:val="0020"/>
+      </w:tblPr>
+      <w:tblGrid>
+        <w:gridCol w:w="1584"/>
+        <w:gridCol w:w="1584"/>
+        <w:gridCol w:w="1584"/>
+        <w:gridCol w:w="1584"/>
+        <w:gridCol w:w="1584"/>
+      </w:tblGrid>
+      <w:tr>
+        <w:trPr>
+          <w:tblHeader w:val="on"/>
+        </w:trPr>
+        <w:tc>
+          <w:tcPr/>
+          <w:p>
+            <w:pPr>
+              <w:pStyle w:val="Compact"/>
+            </w:pPr>
+            <w:r>
+              <w:t xml:space="preserve">Basin</w:t>
+            </w:r>
+          </w:p>
+        </w:tc>
+        <w:tc>
+          <w:tcPr/>
+          <w:p>
+            <w:pPr>
+              <w:pStyle w:val="Compact"/>
+            </w:pPr>
+            <w:r>
+              <w:t xml:space="preserve">Passes</w:t>
+            </w:r>
+          </w:p>
+        </w:tc>
+        <w:tc>
+          <w:tcPr/>
+          <w:p>
+            <w:pPr>
+              <w:pStyle w:val="Compact"/>
+            </w:pPr>
+            <w:r>
+              <w:t xml:space="preserve">Flooded at least once (km²)</w:t>
+            </w:r>
+          </w:p>
+        </w:tc>
+        <w:tc>
+          <w:tcPr/>
+          <w:p>
+            <w:pPr>
+              <w:pStyle w:val="Compact"/>
+            </w:pPr>
+            <w:r>
+              <w:t xml:space="preserve">25-year flood: land (km²) / people</w:t>
+            </w:r>
+          </w:p>
+        </w:tc>
+        <w:tc>
+          <w:tcPr/>
+          <w:p>
+            <w:pPr>
+              <w:pStyle w:val="Compact"/>
+            </w:pPr>
+            <w:r>
+              <w:t xml:space="preserve">Held-out high flows (IoU)</w:t>
+            </w:r>
+          </w:p>
+        </w:tc>
+      </w:tr>
+      <w:tr>
+        <w:tc>
+          <w:tcPr/>
+          <w:p>
+            <w:pPr>
+              <w:pStyle w:val="Compact"/>
+            </w:pPr>
+            <w:r>
+              <w:t xml:space="preserve">Mahanadi delta</w:t>
+            </w:r>
+          </w:p>
+        </w:tc>
+        <w:tc>
+          <w:tcPr/>
+          <w:p>
+            <w:pPr>
+              <w:pStyle w:val="Compact"/>
+            </w:pPr>
+            <w:r>
+              <w:t xml:space="preserve">590</w:t>
+            </w:r>
+          </w:p>
+        </w:tc>
+        <w:tc>
+          <w:tcPr/>
+          <w:p>
+            <w:pPr>
+              <w:pStyle w:val="Compact"/>
+            </w:pPr>
+            <w:r>
+              <w:t xml:space="preserve">1,137</w:t>
+            </w:r>
+          </w:p>
+        </w:tc>
+        <w:tc>
+          <w:tcPr/>
+          <w:p>
+            <w:pPr>
+              <w:pStyle w:val="Compact"/>
+            </w:pPr>
+            <w:r>
+              <w:t xml:space="preserve">≥ 240 / ≥ 30,427</w:t>
+            </w:r>
+          </w:p>
+        </w:tc>
+        <w:tc>
+          <w:tcPr/>
+          <w:p>
+            <w:pPr>
+              <w:pStyle w:val="Compact"/>
+            </w:pPr>
+            <w:r>
+              <w:t xml:space="preserve">0.20 vs 0.04</w:t>
+            </w:r>
+          </w:p>
+        </w:tc>
+      </w:tr>
+      <w:tr>
+        <w:tc>
+          <w:tcPr/>
+          <w:p>
+            <w:pPr>
+              <w:pStyle w:val="Compact"/>
+            </w:pPr>
+            <w:r>
+              <w:t xml:space="preserve">Brahmani–Baitarani delta</w:t>
+            </w:r>
+          </w:p>
+        </w:tc>
+        <w:tc>
+          <w:tcPr/>
+          <w:p>
+            <w:pPr>
+              <w:pStyle w:val="Compact"/>
+            </w:pPr>
+            <w:r>
+              <w:t xml:space="preserve">394</w:t>
+            </w:r>
+          </w:p>
+        </w:tc>
+        <w:tc>
+          <w:tcPr/>
+          <w:p>
+            <w:pPr>
+              <w:pStyle w:val="Compact"/>
+            </w:pPr>
+            <w:r>
+              <w:t xml:space="preserve">2,277</w:t>
+            </w:r>
+          </w:p>
+        </w:tc>
+        <w:tc>
+          <w:tcPr/>
+          <w:p>
+            <w:pPr>
+              <w:pStyle w:val="Compact"/>
+            </w:pPr>
+            <w:r>
+              <w:t xml:space="preserve">≥ 950 / ≥ 129,662</w:t>
+            </w:r>
+          </w:p>
+        </w:tc>
+        <w:tc>
+          <w:tcPr/>
+          <w:p>
+            <w:pPr>
+              <w:pStyle w:val="Compact"/>
+            </w:pPr>
+            <w:r>
+              <w:t xml:space="preserve">0.17 vs 0.01</w:t>
+            </w:r>
+          </w:p>
+        </w:tc>
+      </w:tr>
+      <w:tr>
+        <w:tc>
+          <w:tcPr/>
+          <w:p>
+            <w:pPr>
+              <w:pStyle w:val="Compact"/>
+            </w:pPr>
+            <w:r>
+              <w:t xml:space="preserve">Brahmaputra at Majuli</w:t>
+            </w:r>
+          </w:p>
+        </w:tc>
+        <w:tc>
+          <w:tcPr/>
+          <w:p>
+            <w:pPr>
+              <w:pStyle w:val="Compact"/>
+            </w:pPr>
+            <w:r>
+              <w:t xml:space="preserve">346</w:t>
+            </w:r>
+          </w:p>
+        </w:tc>
+        <w:tc>
+          <w:tcPr/>
+          <w:p>
+            <w:pPr>
+              <w:pStyle w:val="Compact"/>
+            </w:pPr>
+            <w:r>
+              <w:t xml:space="preserve">2,145</w:t>
+            </w:r>
+          </w:p>
+        </w:tc>
+        <w:tc>
+          <w:tcPr/>
+          <w:p>
+            <w:pPr>
+              <w:pStyle w:val="Compact"/>
+            </w:pPr>
+            <w:r>
+              <w:t xml:space="preserve">≥ 1,120 / ≥ 77,655</w:t>
+            </w:r>
+          </w:p>
+        </w:tc>
+        <w:tc>
+          <w:tcPr/>
+          <w:p>
+            <w:pPr>
+              <w:pStyle w:val="Compact"/>
+            </w:pPr>
+            <w:r>
+              <w:t xml:space="preserve">0.31 vs 0.05</w:t>
+            </w:r>
+          </w:p>
+        </w:tc>
+      </w:tr>
+    </w:tbl>
+    <w:p>
+      <w:pPr>
+        <w:pStyle w:val="BodyText"/>
+      </w:pPr>
+      <w:r>
+        <w:rPr>
+          <w:b/>
+          <w:bCs/>
+        </w:rPr>
+        <w:t xml:space="preserve">What to say</w:t>
+      </w:r>
+    </w:p>
+    <w:p>
+      <w:pPr>
+        <w:pStyle w:val="BodyText"/>
+      </w:pPr>
+      <w:r>
+        <w:t xml:space="preserve">A basin is a box, a gauge on the main river and the flood season. The same radar models mapped every pass since 2017 on the Brahmani-Baitarani delta and on the Brahmaputra at Majuli, the region of our unseen Indian test flood, and both run in the live feed.</w:t>
+      </w:r>
+    </w:p>
+    <w:bookmarkEnd w:id="33"/>
+    <w:bookmarkStart w:id="34" w:name="X6bd6c0db59f401c86c9f5948376103716b0b2db"/>
+    <w:p>
+      <w:pPr>
+        <w:pStyle w:val="Heading2"/>
+      </w:pPr>
+      <w:r>
+        <w:t xml:space="preserve">Slide 26. What ClimMaTech’s system lacks, and what we add</w:t>
+      </w:r>
+    </w:p>
+    <w:p>
+      <w:pPr>
+        <w:pStyle w:val="FirstParagraph"/>
+      </w:pPr>
+      <w:r>
+        <w:rPr>
+          <w:i/>
+          <w:iCs/>
+        </w:rPr>
+        <w:t xml:space="preserve">Presenter: Himanshu</w:t>
+      </w:r>
+    </w:p>
+    <w:p>
+      <w:pPr>
+        <w:pStyle w:val="BodyText"/>
+      </w:pPr>
+      <w:r>
+        <w:rPr>
+          <w:b/>
+          <w:bCs/>
+        </w:rPr>
+        <w:t xml:space="preserve">On the slide</w:t>
+      </w:r>
+    </w:p>
+    <w:p>
+      <w:pPr>
+        <w:pStyle w:val="Compact"/>
+        <w:numPr>
+          <w:ilvl w:val="0"/>
+          <w:numId w:val="1032"/>
         </w:numPr>
       </w:pPr>
       <w:r>
@@ -4668,7 +6610,7 @@
               <w:pStyle w:val="Compact"/>
             </w:pPr>
             <w:r>
-              <w:t xml:space="preserve">Flood frequency, trigger flow and impact layers (590 passes; IoU 0.23 vs 0.07)</w:t>
+              <w:t xml:space="preserve">Flood frequency, trigger flow and impact layers (590 passes; IoU 0.20 vs 0.04)</w:t>
             </w:r>
           </w:p>
         </w:tc>
@@ -4703,7 +6645,7 @@
               <w:pStyle w:val="Compact"/>
             </w:pPr>
             <w:r>
-              <w:t xml:space="preserve">Forecast-to-bulletin: 25-yr flow -&gt; 216 km², 25,163 people, 24 settlements</w:t>
+              <w:t xml:space="preserve">Forecast-to-bulletin: 25-yr flow -&gt; 240 km², 30,427 people, 32 settlements</w:t>
             </w:r>
           </w:p>
         </w:tc>
@@ -4773,7 +6715,7 @@
               <w:pStyle w:val="Compact"/>
             </w:pPr>
             <w:r>
-              <w:t xml:space="preserve">Data-backed siting: 40 sirens reach 49% of exposed people; 6 sensor bridges</w:t>
+              <w:t xml:space="preserve">Data-backed siting: 40 sirens reach 48% of exposed people; 6 sensor bridges</w:t>
             </w:r>
           </w:p>
         </w:tc>
@@ -4904,14 +6846,14 @@
         <w:t xml:space="preserve">We read every page of their site. Each row is one of their services, the gap and what we add, with the number behind it: the flood-extent layer for River View, bulletins and CAP alerts, a real network of sites, a field method for discharge, rain-aware maps.</w:t>
       </w:r>
     </w:p>
-    <w:bookmarkEnd w:id="29"/>
-    <w:bookmarkStart w:id="30" w:name="X662543630757f221aafb1cef98bb22f45dad506"/>
+    <w:bookmarkEnd w:id="34"/>
+    <w:bookmarkStart w:id="35" w:name="Xd39c1c1d060137f65daeb4d69f995be1839559b"/>
     <w:p>
       <w:pPr>
         <w:pStyle w:val="Heading2"/>
       </w:pPr>
       <w:r>
-        <w:t xml:space="preserve">Slide 22. Field visit: measure what the models cannot know</w:t>
+        <w:t xml:space="preserve">Slide 27. Field visit: measure what the models cannot know</w:t>
       </w:r>
     </w:p>
     <w:p>
@@ -4943,7 +6885,7 @@
         <w:pStyle w:val="Compact"/>
         <w:numPr>
           <w:ilvl w:val="0"/>
-          <w:numId w:val="1028"/>
+          <w:numId w:val="1033"/>
         </w:numPr>
       </w:pPr>
       <w:r>
@@ -4955,7 +6897,7 @@
         <w:pStyle w:val="Compact"/>
         <w:numPr>
           <w:ilvl w:val="0"/>
-          <w:numId w:val="1028"/>
+          <w:numId w:val="1033"/>
         </w:numPr>
       </w:pPr>
       <w:r>
@@ -5249,14 +7191,14 @@
         <w:t xml:space="preserve">The visit measures what the models cannot know: accuracy at 40 random points, discharge and roughness at a bridge, bridge and bank inspections with soil samples, well levels, sensor sites and interviews. Every measurement has a script and changes a number in the report.</w:t>
       </w:r>
     </w:p>
-    <w:bookmarkEnd w:id="30"/>
-    <w:bookmarkStart w:id="31" w:name="slide-23.-checks-of-our-own-numbers"/>
+    <w:bookmarkEnd w:id="35"/>
+    <w:bookmarkStart w:id="36" w:name="slide-28.-checks-of-our-own-numbers"/>
     <w:p>
       <w:pPr>
         <w:pStyle w:val="Heading2"/>
       </w:pPr>
       <w:r>
-        <w:t xml:space="preserve">Slide 23. Checks of our own numbers</w:t>
+        <w:t xml:space="preserve">Slide 28. Checks of our own numbers</w:t>
       </w:r>
     </w:p>
     <w:p>
@@ -5288,7 +7230,7 @@
         <w:pStyle w:val="Compact"/>
         <w:numPr>
           <w:ilvl w:val="0"/>
-          <w:numId w:val="1029"/>
+          <w:numId w:val="1034"/>
         </w:numPr>
       </w:pPr>
       <w:r>
@@ -5300,7 +7242,7 @@
         <w:pStyle w:val="Compact"/>
         <w:numPr>
           <w:ilvl w:val="0"/>
-          <w:numId w:val="1029"/>
+          <w:numId w:val="1034"/>
         </w:numPr>
       </w:pPr>
       <w:r>
@@ -5312,31 +7254,31 @@
         <w:pStyle w:val="Compact"/>
         <w:numPr>
           <w:ilvl w:val="0"/>
-          <w:numId w:val="1029"/>
-        </w:numPr>
-      </w:pPr>
-      <w:r>
-        <w:t xml:space="preserve">Radar atlas vs optical water, all water: IoU 0.49 (precision 0.60, recall 0.73)</w:t>
-      </w:r>
-    </w:p>
-    <w:p>
-      <w:pPr>
-        <w:pStyle w:val="Compact"/>
-        <w:numPr>
-          <w:ilvl w:val="0"/>
-          <w:numId w:val="1029"/>
-        </w:numPr>
-      </w:pPr>
-      <w:r>
-        <w:t xml:space="preserve">Outside normal water, Jun–Nov: IoU 0.18 over 60 pairs</w:t>
-      </w:r>
-    </w:p>
-    <w:p>
-      <w:pPr>
-        <w:pStyle w:val="Compact"/>
-        <w:numPr>
-          <w:ilvl w:val="0"/>
-          <w:numId w:val="1029"/>
+          <w:numId w:val="1034"/>
+        </w:numPr>
+      </w:pPr>
+      <w:r>
+        <w:t xml:space="preserve">Radar atlas vs optical water, all water: IoU 0.56 (precision 0.75, recall 0.69)</w:t>
+      </w:r>
+    </w:p>
+    <w:p>
+      <w:pPr>
+        <w:pStyle w:val="Compact"/>
+        <w:numPr>
+          <w:ilvl w:val="0"/>
+          <w:numId w:val="1034"/>
+        </w:numPr>
+      </w:pPr>
+      <w:r>
+        <w:t xml:space="preserve">Outside normal water, Jun–Nov: IoU 0.20 over 60 pairs</w:t>
+      </w:r>
+    </w:p>
+    <w:p>
+      <w:pPr>
+        <w:pStyle w:val="Compact"/>
+        <w:numPr>
+          <w:ilvl w:val="0"/>
+          <w:numId w:val="1034"/>
         </w:numPr>
       </w:pPr>
       <w:r>
@@ -5348,7 +7290,7 @@
         <w:pStyle w:val="Compact"/>
         <w:numPr>
           <w:ilvl w:val="0"/>
-          <w:numId w:val="1029"/>
+          <w:numId w:val="1034"/>
         </w:numPr>
       </w:pPr>
       <w:r>
@@ -5372,17 +7314,17 @@
         <w:pStyle w:val="BodyText"/>
       </w:pPr>
       <w:r>
-        <w:t xml:space="preserve">Sentinel-2 within a day of 60 radar passes: IoU 0.49 on all water, lower on the flood part, so the radar misses shallow water among crops. The mentor’s PINN for the Saint-Venant equations was reproduced exactly and retrained.</w:t>
-      </w:r>
-    </w:p>
-    <w:bookmarkEnd w:id="31"/>
-    <w:bookmarkStart w:id="32" w:name="slide-24.-team-and-contributions"/>
+        <w:t xml:space="preserve">Sentinel-2 within a day of 60 radar passes: IoU 0.56 on all water, lower on the flood part, so the radar misses shallow water among crops. The mentor’s PINN for the Saint-Venant equations was reproduced exactly and retrained.</w:t>
+      </w:r>
+    </w:p>
+    <w:bookmarkEnd w:id="36"/>
+    <w:bookmarkStart w:id="37" w:name="slide-29.-team-and-contributions"/>
     <w:p>
       <w:pPr>
         <w:pStyle w:val="Heading2"/>
       </w:pPr>
       <w:r>
-        <w:t xml:space="preserve">Slide 24. Team and contributions</w:t>
+        <w:t xml:space="preserve">Slide 29. Team and contributions</w:t>
       </w:r>
     </w:p>
     <w:p>
@@ -5414,7 +7356,7 @@
         <w:pStyle w:val="Compact"/>
         <w:numPr>
           <w:ilvl w:val="0"/>
-          <w:numId w:val="1030"/>
+          <w:numId w:val="1035"/>
         </w:numPr>
       </w:pPr>
       <w:r>
@@ -5501,7 +7443,7 @@
               <w:pStyle w:val="Compact"/>
             </w:pPr>
             <w:r>
-              <w:t xml:space="preserve">Flow-to-flood model, design floods, travel time, Saint-Venant PINN, storm drivers; organises the visit</w:t>
+              <w:t xml:space="preserve">Flow-to-flood model, learned flow + rain model, Naraj flow forecast, design floods, watershed, Saint-Venant PINN, storm drivers; organises the visit</w:t>
             </w:r>
           </w:p>
         </w:tc>
@@ -5536,7 +7478,7 @@
               <w:pStyle w:val="Compact"/>
             </w:pPr>
             <w:r>
-              <w:t xml:space="preserve">Benchmark of six foundation models (92 runs), fusion, the 20 m radar model</w:t>
+              <w:t xml:space="preserve">Benchmark of six foundation models (92 runs), fusion, radar models retrained at 20 m</w:t>
             </w:r>
           </w:p>
         </w:tc>
@@ -5571,7 +7513,7 @@
               <w:pStyle w:val="Compact"/>
             </w:pPr>
             <w:r>
-              <w:t xml:space="preserve">Flood atlas from 590 Sentinel-1 passes, Sentinel-2 check, map viewer</w:t>
+              <w:t xml:space="preserve">Flood atlas from 590 Sentinel-1 passes, Sentinel-2 check, two more basins, map viewer</w:t>
             </w:r>
           </w:p>
         </w:tc>
@@ -5606,7 +7548,7 @@
               <w:pStyle w:val="Compact"/>
             </w:pPr>
             <w:r>
-              <w:t xml:space="preserve">Hospital access, critical links, flood depth, walls, bridge scour; integration of the impact chain, forecast-to-bulletin tool, website, report and slides</w:t>
+              <w:t xml:space="preserve">Hospital access, critical links, flood depth, walls, bridge scour; integration: impact chain, live warning feed, flood-risk economics, bulletins with CAP alerts, training audit, partner gap analysis, website, report and slides</w:t>
             </w:r>
           </w:p>
         </w:tc>
@@ -5667,14 +7609,14 @@
         <w:t xml:space="preserve">Who built what: each member presents the part they own and can answer for the whole chain.</w:t>
       </w:r>
     </w:p>
-    <w:bookmarkEnd w:id="32"/>
-    <w:bookmarkStart w:id="33" w:name="slide-25.-what-we-conclude"/>
+    <w:bookmarkEnd w:id="37"/>
+    <w:bookmarkStart w:id="38" w:name="slide-30.-what-we-conclude"/>
     <w:p>
       <w:pPr>
         <w:pStyle w:val="Heading2"/>
       </w:pPr>
       <w:r>
-        <w:t xml:space="preserve">Slide 25. What we conclude</w:t>
+        <w:t xml:space="preserve">Slide 30. What we conclude</w:t>
       </w:r>
     </w:p>
     <w:p>
@@ -5706,7 +7648,7 @@
         <w:pStyle w:val="Compact"/>
         <w:numPr>
           <w:ilvl w:val="0"/>
-          <w:numId w:val="1031"/>
+          <w:numId w:val="1036"/>
         </w:numPr>
       </w:pPr>
       <w:r>
@@ -5718,47 +7660,107 @@
         <w:pStyle w:val="Compact"/>
         <w:numPr>
           <w:ilvl w:val="0"/>
-          <w:numId w:val="1031"/>
-        </w:numPr>
-      </w:pPr>
-      <w:r>
-        <w:t xml:space="preserve">The delta’s flood atlas from 590 radar passes turns a Naraj flow forecast into a map; on held-out years it beats flood climatology at high flows (0.23 vs 0.07).</w:t>
-      </w:r>
-    </w:p>
-    <w:p>
-      <w:pPr>
-        <w:pStyle w:val="Compact"/>
-        <w:numPr>
-          <w:ilvl w:val="0"/>
-          <w:numId w:val="1031"/>
-        </w:numPr>
-      </w:pPr>
-      <w:r>
-        <w:t xml:space="preserve">In a 25-year flood about 25,163 people live on flooded land and 36,941 lose road access to a hospital; the critical links and banks to inspect are listed with coordinates.</w:t>
-      </w:r>
-    </w:p>
-    <w:p>
-      <w:pPr>
-        <w:pStyle w:val="Compact"/>
-        <w:numPr>
-          <w:ilvl w:val="0"/>
-          <w:numId w:val="1031"/>
-        </w:numPr>
-      </w:pPr>
-      <w:r>
-        <w:t xml:space="preserve">Deployment: siren and sensor sites, and a forecast-to-bulletin tool, ready for ClimMaTech’s platform.</w:t>
-      </w:r>
-    </w:p>
-    <w:p>
-      <w:pPr>
-        <w:pStyle w:val="Compact"/>
-        <w:numPr>
-          <w:ilvl w:val="0"/>
-          <w:numId w:val="1031"/>
-        </w:numPr>
-      </w:pPr>
-      <w:r>
-        <w:t xml:space="preserve">Next: the field visit closes the loop — accuracy at random points, measured discharge and roughness, soil classes.</w:t>
+          <w:numId w:val="1036"/>
+        </w:numPr>
+      </w:pPr>
+      <w:r>
+        <w:t xml:space="preserve">The delta’s flood atlas from 590 radar passes turns a Naraj flow forecast into a map; on held-out years it beats flood climatology at high flows (0.20 vs 0.04).</w:t>
+      </w:r>
+    </w:p>
+    <w:p>
+      <w:pPr>
+        <w:pStyle w:val="Compact"/>
+        <w:numPr>
+          <w:ilvl w:val="0"/>
+          <w:numId w:val="1036"/>
+        </w:numPr>
+      </w:pPr>
+      <w:r>
+        <w:t xml:space="preserve">Rain matters: a learned flow + rain + history model maps heavy-rain passes better (0.22 vs 0.15); read the river forecast with the rain forecast.</w:t>
+      </w:r>
+    </w:p>
+    <w:p>
+      <w:pPr>
+        <w:pStyle w:val="Compact"/>
+        <w:numPr>
+          <w:ilvl w:val="0"/>
+          <w:numId w:val="1036"/>
+        </w:numPr>
+      </w:pPr>
+      <w:r>
+        <w:t xml:space="preserve">In a 25-year flood about 30,427 people live on flooded land and 52,423 lose road access to a hospital; every specialization gets its answer from the same scenarios.</w:t>
+      </w:r>
+    </w:p>
+    <w:p>
+      <w:pPr>
+        <w:pStyle w:val="Compact"/>
+        <w:numPr>
+          <w:ilvl w:val="0"/>
+          <w:numId w:val="1036"/>
+        </w:numPr>
+      </w:pPr>
+      <w:r>
+        <w:t xml:space="preserve">About 48% of a flood peak at Naraj comes from Hirakud dam and the rest from the tributaries below it: watch both.</w:t>
+      </w:r>
+    </w:p>
+    <w:p>
+      <w:pPr>
+        <w:pStyle w:val="Compact"/>
+        <w:numPr>
+          <w:ilvl w:val="0"/>
+          <w:numId w:val="1036"/>
+        </w:numPr>
+      </w:pPr>
+      <w:r>
+        <w:t xml:space="preserve">Checked: all 92 training runs re-verified; the published TerraMind scores reproduced within a point.</w:t>
+      </w:r>
+    </w:p>
+    <w:p>
+      <w:pPr>
+        <w:pStyle w:val="Compact"/>
+        <w:numPr>
+          <w:ilvl w:val="0"/>
+          <w:numId w:val="1036"/>
+        </w:numPr>
+      </w:pPr>
+      <w:r>
+        <w:t xml:space="preserve">Forecast and live feed: the Naraj flow 1–3 days ahead (efficiency 0.89 at 3 days vs 0.79); each day’s GloFAS ensemble becomes an impact-based warning with a CAP alert.</w:t>
+      </w:r>
+    </w:p>
+    <w:p>
+      <w:pPr>
+        <w:pStyle w:val="Compact"/>
+        <w:numPr>
+          <w:ilvl w:val="0"/>
+          <w:numId w:val="1036"/>
+        </w:numPr>
+      </w:pPr>
+      <w:r>
+        <w:t xml:space="preserve">Risk: at least ₹17 crore of damage a year; raising ten roads repays ~17× in hospital access.</w:t>
+      </w:r>
+    </w:p>
+    <w:p>
+      <w:pPr>
+        <w:pStyle w:val="Compact"/>
+        <w:numPr>
+          <w:ilvl w:val="0"/>
+          <w:numId w:val="1036"/>
+        </w:numPr>
+      </w:pPr>
+      <w:r>
+        <w:t xml:space="preserve">Scales: the same pipeline mapped the Brahmani–Baitarani delta and the Brahmaputra at Majuli from every radar pass since 2017 (Sentinel-2 agreement IoU 0.65 and 0.67); all run in the live feed.</w:t>
+      </w:r>
+    </w:p>
+    <w:p>
+      <w:pPr>
+        <w:pStyle w:val="Compact"/>
+        <w:numPr>
+          <w:ilvl w:val="0"/>
+          <w:numId w:val="1036"/>
+        </w:numPr>
+      </w:pPr>
+      <w:r>
+        <w:t xml:space="preserve">Ready for ClimMaTech: bulletins with CAP alerts, siren and gauge sites, map viewer. Next: the field visit closes the loop.</w:t>
       </w:r>
     </w:p>
     <w:p>
@@ -5778,11 +7780,11 @@
         <w:pStyle w:val="BodyText"/>
       </w:pPr>
       <w:r>
-        <w:t xml:space="preserve">Five points: U-Net beats the foundation models on an unseen flood; radar maps the monsoon; a forecast flow becomes a flood map that beats climatology; the impacts reach every specialization; and the field visit is designed to change these numbers where they are wrong. Thank the guide and the mentors.</w:t>
-      </w:r>
-    </w:p>
-    <w:bookmarkEnd w:id="33"/>
-    <w:bookmarkEnd w:id="34"/>
+        <w:t xml:space="preserve">Seven points, one sentence each: the U-Net beats the foundation models on an unseen flood; the radar atlas turns a flow forecast into a map that beats climatology; rain matters, and the learned model uses it; the 25-year flood’s people and roads, with an answer for every specialization; half of a flood peak comes from below Hirakud dam; every training run was re-checked; the tools are ready and the field visit closes the loop. Thank the guide and the mentors.</w:t>
+      </w:r>
+    </w:p>
+    <w:bookmarkEnd w:id="38"/>
+    <w:bookmarkEnd w:id="39"/>
     <w:sectPr>
       <w:footnotePr>
         <w:numRestart w:val="eachSect"/>
@@ -6090,6 +8092,21 @@
     <w:abstractNumId w:val="991"/>
   </w:num>
   <w:num w:numId="1031">
+    <w:abstractNumId w:val="991"/>
+  </w:num>
+  <w:num w:numId="1032">
+    <w:abstractNumId w:val="991"/>
+  </w:num>
+  <w:num w:numId="1033">
+    <w:abstractNumId w:val="991"/>
+  </w:num>
+  <w:num w:numId="1034">
+    <w:abstractNumId w:val="991"/>
+  </w:num>
+  <w:num w:numId="1035">
+    <w:abstractNumId w:val="991"/>
+  </w:num>
+  <w:num w:numId="1036">
     <w:abstractNumId w:val="991"/>
   </w:num>
 </w:numbering>
